--- a/narad_ready.docx
+++ b/narad_ready.docx
@@ -14,8 +14,6 @@
           <w:u w:val="single"/>
         </w:rPr>
       </w:pPr>
-      <w:bookmarkStart w:id="0" w:name="_GoBack"/>
-      <w:bookmarkEnd w:id="0"/>
       <w:r>
         <w:rPr>
           <w:sz w:val="28"/>
@@ -211,22 +209,60 @@
         <w:autoSpaceDE w:val="0"/>
         <w:autoSpaceDN w:val="0"/>
         <w:adjustRightInd w:val="0"/>
+      </w:pPr>
+      <w:r>
+        <w:t>1. Ответственны</w:t>
+      </w:r>
+      <w:r>
+        <w:t>й</w:t>
+      </w:r>
+      <w:r>
+        <w:t xml:space="preserve"> исполнител</w:t>
+      </w:r>
+      <w:r>
+        <w:t>ь</w:t>
+      </w:r>
+      <w:r>
+        <w:t xml:space="preserve"> работ</w:t>
+      </w:r>
+      <w:r>
+        <w:t xml:space="preserve"> </w:t>
+      </w:r>
+      <w:r>
         <w:rPr>
-          <w:sz w:val="28"/>
-          <w:szCs w:val="28"/>
-        </w:rPr>
-      </w:pPr>
-      <w:r>
-        <w:t xml:space="preserve">1. Ответственный исполнитель работ Подласов К.А., бригада  </w:t>
-      </w:r>
-      <w:r>
-        <w:rPr>
+          <w:b/>
           <w:u w:val="single"/>
         </w:rPr>
-        <w:t>2</w:t>
-      </w:r>
-      <w:r>
-        <w:t xml:space="preserve"> чел.</w:t>
+        <w:t xml:space="preserve">Кузик Д.А.</w:t>
+      </w:r>
+      <w:r>
+        <w:rPr>
+          <w:b/>
+          <w:u w:val="single"/>
+        </w:rPr>
+        <w:t>,</w:t>
+      </w:r>
+      <w:r>
+        <w:t xml:space="preserve"> </w:t>
+      </w:r>
+      <w:proofErr w:type="gramStart"/>
+      <w:r>
+        <w:t xml:space="preserve">бригада </w:t>
+      </w:r>
+      <w:r>
+        <w:t xml:space="preserve"> </w:t>
+      </w:r>
+      <w:r>
+        <w:rPr>
+          <w:b/>
+        </w:rPr>
+        <w:t xml:space="preserve">3</w:t>
+      </w:r>
+      <w:r>
+        <w:t xml:space="preserve"> </w:t>
+      </w:r>
+      <w:r>
+        <w:t>чел.</w:t>
       </w:r>
     </w:p>
     <w:p>
@@ -234,23 +270,29 @@
         <w:autoSpaceDE w:val="0"/>
         <w:autoSpaceDN w:val="0"/>
         <w:adjustRightInd w:val="0"/>
-        <w:jc w:val="center"/>
         <w:rPr>
-          <w:sz w:val="28"/>
-          <w:szCs w:val="28"/>
+          <w:sz w:val="16"/>
+          <w:szCs w:val="16"/>
         </w:rPr>
       </w:pPr>
       <w:r>
         <w:rPr>
-          <w:sz w:val="28"/>
-          <w:szCs w:val="28"/>
+          <w:sz w:val="16"/>
+          <w:szCs w:val="16"/>
         </w:rPr>
-        <w:t xml:space="preserve">            </w:t>
+        <w:t xml:space="preserve">                                                                                                      </w:t>
       </w:r>
       <w:r>
         <w:rPr>
-          <w:sz w:val="28"/>
-          <w:szCs w:val="28"/>
+          <w:sz w:val="16"/>
+          <w:szCs w:val="16"/>
+        </w:rPr>
+        <w:t xml:space="preserve">     </w:t>
+      </w:r>
+      <w:r>
+        <w:rPr>
+          <w:sz w:val="16"/>
+          <w:szCs w:val="16"/>
         </w:rPr>
         <w:t>Ф.И.О.</w:t>
       </w:r>
@@ -263,8 +305,6 @@
         <w:spacing w:before="120"/>
         <w:rPr>
           <w:b/>
-          <w:sz w:val="28"/>
-          <w:szCs w:val="28"/>
           <w:u w:val="single"/>
         </w:rPr>
       </w:pPr>
@@ -276,9 +316,56 @@
           <w:b/>
           <w:u w:val="single"/>
         </w:rPr>
-        <w:t>затаривание и отправка спецмашины с ЖРО в пом.136 корпуса №26</w:t>
-      </w:r>
-      <w:r/>
+        <w:t xml:space="preserve">затаривание и отправка спецмашины с ЖРО в пом.136 корпуса №26</w:t>
+      </w:r>
+    </w:p>
+    <w:p>
+      <w:pPr>
+        <w:autoSpaceDE w:val="0"/>
+        <w:autoSpaceDN w:val="0"/>
+        <w:adjustRightInd w:val="0"/>
+        <w:spacing w:before="120"/>
+      </w:pPr>
+      <w:r>
+        <w:t xml:space="preserve">3. </w:t>
+      </w:r>
+      <w:r>
+        <w:t>Необходимые для производства работ:</w:t>
+      </w:r>
+    </w:p>
+    <w:p>
+      <w:pPr>
+        <w:autoSpaceDE w:val="0"/>
+        <w:autoSpaceDN w:val="0"/>
+        <w:adjustRightInd w:val="0"/>
+      </w:pPr>
+      <w:r>
+        <w:t xml:space="preserve">материалы, инструменты: </w:t>
+      </w:r>
+      <w:r>
+        <w:rPr>
+          <w:b/>
+          <w:u w:val="single"/>
+        </w:rPr>
+        <w:t xml:space="preserve">гайковерт, тряпки, ветошь, вата для мазков в специальном контейнере, емкость с пеногасителем 30-50г (трибутилфосфат), металлическая стремянка и подставка для ног, одноразовая металлическая пломба</w:t>
+      </w:r>
+    </w:p>
+    <w:p>
+      <w:pPr>
+        <w:autoSpaceDE w:val="0"/>
+        <w:autoSpaceDN w:val="0"/>
+        <w:adjustRightInd w:val="0"/>
+      </w:pPr>
+      <w:r>
+        <w:t xml:space="preserve">защитные средства, приборы радиационного контроля: </w:t>
+      </w:r>
+      <w:r>
+        <w:rPr>
+          <w:b/>
+          <w:u w:val="single"/>
+        </w:rPr>
+        <w:t xml:space="preserve">пластикатовый передник, нарукавники, резиновые перчатки, резиновые сапоги, респиратор, дополнительный прямопоказывающий дозиметр ДКГ-05Д, дозиметр-радиометр ДРБП-03 с блоком БДГ-01 (γ), дозиметр ДКС-96 с блоками БДЗА-96 (α) и БДЗБ-96 (β)</w:t>
+      </w:r>
     </w:p>
     <w:p>
       <w:pPr>
@@ -287,23 +374,149 @@
         <w:adjustRightInd w:val="0"/>
         <w:spacing w:before="120"/>
         <w:rPr>
-          <w:sz w:val="28"/>
-          <w:szCs w:val="28"/>
+          <w:b/>
+          <w:u w:val="single"/>
         </w:rPr>
       </w:pPr>
       <w:r>
+        <w:t xml:space="preserve">4. </w:t>
+      </w:r>
+      <w:r>
+        <w:t xml:space="preserve">Радиационная обстановка на рабочем месте: </w:t>
+      </w:r>
+      <w:r>
         <w:rPr>
-          <w:sz w:val="28"/>
-          <w:szCs w:val="28"/>
+          <w:b/>
+          <w:u w:val="single"/>
         </w:rPr>
-        <w:t xml:space="preserve">3. </w:t>
+        <w:t xml:space="preserve">γ-фон в пом.136 от 0,86 до 6,24мкЗв/ч, в пом.136а от 0,6 до 2,94мкЗв/ч</w:t>
+      </w:r>
+    </w:p>
+    <w:p>
+      <w:pPr>
+        <w:autoSpaceDE w:val="0"/>
+        <w:autoSpaceDN w:val="0"/>
+        <w:adjustRightInd w:val="0"/>
+        <w:spacing w:before="120"/>
+      </w:pPr>
+      <w:r>
+        <w:t xml:space="preserve">5. При подготовке и выполнении работ обеспечить следующие меры радиационной безопасности и радиационного контроля: </w:t>
       </w:r>
       <w:r>
         <w:rPr>
-          <w:sz w:val="28"/>
-          <w:szCs w:val="28"/>
+          <w:b/>
+          <w:u w:val="single"/>
         </w:rPr>
-        <w:t>Необходимые для производства работ:</w:t>
+        <w:t xml:space="preserve">проверка наличия и использования СИЗ и дополнительных дозиметров, проведение ИДК</w:t>
+      </w:r>
+    </w:p>
+    <w:p>
+      <w:pPr>
+        <w:autoSpaceDE w:val="0"/>
+        <w:autoSpaceDN w:val="0"/>
+        <w:adjustRightInd w:val="0"/>
+        <w:spacing w:before="120"/>
+      </w:pPr>
+      <w:r>
+        <w:t>6. Дневная доза</w:t>
+      </w:r>
+      <w:r>
+        <w:t>:</w:t>
+      </w:r>
+      <w:r>
+        <w:t xml:space="preserve"> </w:t>
+      </w:r>
+      <w:r>
+        <w:rPr>
+          <w:b/>
+          <w:u w:val="single"/>
+        </w:rPr>
+        <w:t>0,1</w:t>
+      </w:r>
+      <w:r>
+        <w:t xml:space="preserve"> </w:t>
+      </w:r>
+      <w:proofErr w:type="spellStart"/>
+      <w:r>
+        <w:t>мЗв</w:t>
+      </w:r>
+      <w:proofErr w:type="spellEnd"/>
+    </w:p>
+    <w:p>
+      <w:pPr>
+        <w:autoSpaceDE w:val="0"/>
+        <w:autoSpaceDN w:val="0"/>
+        <w:adjustRightInd w:val="0"/>
+        <w:spacing w:before="120"/>
+        <w:rPr>
+          <w:u w:val="single"/>
+        </w:rPr>
+      </w:pPr>
+      <w:r>
+        <w:t xml:space="preserve">7. Начало работы в ______ часов ______ минут </w:t>
+      </w:r>
+      <w:r>
+        <w:t xml:space="preserve"> </w:t>
+      </w:r>
+      <w:proofErr w:type="gramStart"/>
+      <w:r>
+        <w:t xml:space="preserve">   </w:t>
+      </w:r>
+      <w:r>
+        <w:rPr>
+          <w:u w:val="single"/>
+        </w:rPr>
+        <w:t xml:space="preserve">19.03</w:t>
+      </w:r>
+      <w:r>
+        <w:rPr>
+          <w:u w:val="single"/>
+        </w:rPr>
+        <w:t>.</w:t>
+      </w:r>
+      <w:r>
+        <w:rPr>
+          <w:u w:val="single"/>
+        </w:rPr>
+        <w:t xml:space="preserve">2026г.</w:t>
+      </w:r>
+    </w:p>
+    <w:p>
+      <w:pPr>
+        <w:autoSpaceDE w:val="0"/>
+        <w:autoSpaceDN w:val="0"/>
+        <w:adjustRightInd w:val="0"/>
+        <w:rPr>
+          <w:u w:val="single"/>
+        </w:rPr>
+      </w:pPr>
+      <w:r>
+        <w:t xml:space="preserve">    Окончание работы в ______ часов ______ </w:t>
+      </w:r>
+      <w:proofErr w:type="gramStart"/>
+      <w:r>
+        <w:t xml:space="preserve">минут </w:t>
+      </w:r>
+      <w:r>
+        <w:t xml:space="preserve"> </w:t>
+      </w:r>
+      <w:r>
+        <w:rPr>
+          <w:u w:val="single"/>
+        </w:rPr>
+        <w:t xml:space="preserve">19.03</w:t>
+      </w:r>
+      <w:r>
+        <w:rPr>
+          <w:u w:val="single"/>
+        </w:rPr>
+        <w:t>.</w:t>
+      </w:r>
+      <w:r>
+        <w:rPr>
+          <w:u w:val="single"/>
+        </w:rPr>
+        <w:t xml:space="preserve">2026г.</w:t>
       </w:r>
     </w:p>
     <w:p>
@@ -316,198 +529,20 @@
           <w:szCs w:val="28"/>
         </w:rPr>
       </w:pPr>
-      <w:r>
-        <w:t xml:space="preserve">материалы, инструменты: </w:t>
-      </w:r>
-      <w:r>
-        <w:rPr>
-          <w:b/>
-          <w:u w:val="single"/>
-        </w:rPr>
-        <w:t>гайковерт, тряпки, ветошь, вата для мазков в специальном контейнере, емкость с пеногасителем 30-50г (трибутилфосфат), металлическая стремянка и подставка для ног, одноразовая металлическая пломба</w:t>
-      </w:r>
-      <w:r/>
-    </w:p>
-    <w:p>
-      <w:pPr>
-        <w:autoSpaceDE w:val="0"/>
-        <w:autoSpaceDN w:val="0"/>
-        <w:adjustRightInd w:val="0"/>
-        <w:rPr>
-          <w:sz w:val="28"/>
-          <w:szCs w:val="28"/>
-        </w:rPr>
-      </w:pPr>
-      <w:r>
-        <w:t xml:space="preserve">защитные средства, приборы радиационного контроля: </w:t>
-      </w:r>
-      <w:r>
-        <w:rPr>
-          <w:b/>
-          <w:u w:val="single"/>
-        </w:rPr>
-        <w:t>пластикатовый передник, нарукавники, резиновые перчатки, резиновые сапоги, респиратор, дополнительный прямопоказывающий дозиметр ДКГ-05Д, дозиметр-радиометр ДРБП-03 с блоком БДГ-01 (γ), дозиметр ДКС-96 с блоками БДЗА-96 (α) и БДЗБ-96 (β)</w:t>
-      </w:r>
-      <w:r/>
-    </w:p>
-    <w:p>
-      <w:pPr>
-        <w:autoSpaceDE w:val="0"/>
-        <w:autoSpaceDN w:val="0"/>
-        <w:adjustRightInd w:val="0"/>
-        <w:spacing w:before="120"/>
-        <w:rPr>
-          <w:b/>
-          <w:sz w:val="28"/>
-          <w:szCs w:val="28"/>
-          <w:u w:val="single"/>
-        </w:rPr>
-      </w:pPr>
-      <w:r>
-        <w:t xml:space="preserve">4. Радиационная обстановка на рабочем месте: </w:t>
-      </w:r>
-      <w:r>
-        <w:rPr>
-          <w:b/>
-          <w:u w:val="single"/>
-        </w:rPr>
-        <w:t>γ-фон в пом.136 от 0,86 до 6,24мкЗв/ч, в пом.136а от 0,6 до 2,94мкЗв/ч</w:t>
-      </w:r>
-      <w:r/>
-    </w:p>
-    <w:p>
-      <w:pPr>
-        <w:autoSpaceDE w:val="0"/>
-        <w:autoSpaceDN w:val="0"/>
-        <w:adjustRightInd w:val="0"/>
-        <w:spacing w:before="120"/>
-        <w:rPr>
-          <w:sz w:val="28"/>
-          <w:szCs w:val="28"/>
-        </w:rPr>
-      </w:pPr>
-      <w:r>
-        <w:t xml:space="preserve">5. При подготовке и выполнении работ обеспечить следующие меры радиационной безопасности и радиационного контроля: </w:t>
-      </w:r>
-      <w:r>
-        <w:rPr>
-          <w:b/>
-          <w:u w:val="single"/>
-        </w:rPr>
-        <w:t>проверка наличия и использования СИЗ и дополнительных дозиметров, проведение ИДК</w:t>
-      </w:r>
-      <w:r/>
-    </w:p>
-    <w:p>
-      <w:pPr>
-        <w:autoSpaceDE w:val="0"/>
-        <w:autoSpaceDN w:val="0"/>
-        <w:adjustRightInd w:val="0"/>
-        <w:spacing w:before="120"/>
-        <w:rPr>
-          <w:sz w:val="28"/>
-          <w:szCs w:val="28"/>
-        </w:rPr>
-      </w:pPr>
-      <w:r>
-        <w:rPr>
-          <w:sz w:val="28"/>
-          <w:szCs w:val="28"/>
-        </w:rPr>
-        <w:t>6. Дневная доза</w:t>
-      </w:r>
-      <w:r>
-        <w:rPr>
-          <w:sz w:val="28"/>
-          <w:szCs w:val="28"/>
-        </w:rPr>
-        <w:t>:</w:t>
-      </w:r>
-      <w:r>
-        <w:rPr>
-          <w:sz w:val="28"/>
-          <w:szCs w:val="28"/>
-        </w:rPr>
-        <w:t xml:space="preserve"> </w:t>
-      </w:r>
-      <w:r>
-        <w:rPr>
-          <w:b/>
-          <w:sz w:val="28"/>
-          <w:szCs w:val="28"/>
-          <w:u w:val="single"/>
-        </w:rPr>
-        <w:t>0,1</w:t>
-      </w:r>
-      <w:r>
-        <w:rPr>
-          <w:sz w:val="28"/>
-          <w:szCs w:val="28"/>
-        </w:rPr>
-        <w:t xml:space="preserve"> </w:t>
-      </w:r>
-      <w:proofErr w:type="spellStart"/>
-      <w:r>
-        <w:rPr>
-          <w:sz w:val="28"/>
-          <w:szCs w:val="28"/>
-        </w:rPr>
-        <w:t>мЗв</w:t>
-      </w:r>
-      <w:proofErr w:type="spellEnd"/>
-    </w:p>
-    <w:p>
-      <w:pPr>
-        <w:autoSpaceDE w:val="0"/>
-        <w:autoSpaceDN w:val="0"/>
-        <w:adjustRightInd w:val="0"/>
-        <w:spacing w:before="120"/>
-        <w:rPr>
-          <w:sz w:val="28"/>
-          <w:szCs w:val="28"/>
-        </w:rPr>
-      </w:pPr>
-      <w:r>
-        <w:t xml:space="preserve">7. Начало работы в ______ часов ______ минут 13.03 </w:t>
-      </w:r>
-      <w:r>
-        <w:rPr>
-          <w:u w:val="single"/>
-        </w:rPr>
-        <w:t>2026</w:t>
-      </w:r>
-      <w:r>
-        <w:t>г.</w:t>
-      </w:r>
-    </w:p>
-    <w:p>
-      <w:pPr>
-        <w:autoSpaceDE w:val="0"/>
-        <w:autoSpaceDN w:val="0"/>
-        <w:adjustRightInd w:val="0"/>
-        <w:rPr>
-          <w:sz w:val="28"/>
-          <w:szCs w:val="28"/>
-        </w:rPr>
-      </w:pPr>
-      <w:r>
-        <w:t xml:space="preserve">    Окончание работы в ______ часов ______ минут 13.03 </w:t>
-      </w:r>
-      <w:r>
-        <w:rPr>
-          <w:u w:val="single"/>
-        </w:rPr>
-        <w:t>2026</w:t>
-      </w:r>
-      <w:r>
-        <w:t>г.</w:t>
-      </w:r>
     </w:p>
     <w:tbl>
       <w:tblPr>
         <w:tblStyle w:val="a3"/>
         <w:tblW w:w="10343" w:type="dxa"/>
         <w:tblInd w:w="-147" w:type="dxa"/>
+        <w:tblBorders>
+          <w:top w:val="none" w:sz="0" w:space="0" w:color="auto"/>
+          <w:left w:val="none" w:sz="0" w:space="0" w:color="auto"/>
+          <w:bottom w:val="none" w:sz="0" w:space="0" w:color="auto"/>
+          <w:right w:val="none" w:sz="0" w:space="0" w:color="auto"/>
+          <w:insideH w:val="none" w:sz="0" w:space="0" w:color="auto"/>
+          <w:insideV w:val="none" w:sz="0" w:space="0" w:color="auto"/>
+        </w:tblBorders>
         <w:tblLook w:val="04A0" w:firstRow="1" w:lastRow="0" w:firstColumn="1" w:lastColumn="0" w:noHBand="0" w:noVBand="1"/>
       </w:tblPr>
       <w:tblGrid>
@@ -546,9 +581,17 @@
               <w:autoSpaceDN w:val="0"/>
               <w:adjustRightInd w:val="0"/>
               <w:jc w:val="center"/>
-            </w:pPr>
-            <w:r>
-              <w:t>Инженер СРБ ЦД УЭКЯУ</w:t>
+              <w:rPr>
+                <w:b/>
+                <w:u w:val="single"/>
+              </w:rPr>
+            </w:pPr>
+            <w:r>
+              <w:rPr>
+                <w:b/>
+                <w:u w:val="single"/>
+              </w:rPr>
+              <w:t xml:space="preserve">Начальник СП РАО ЦД УЭКЯУ</w:t>
             </w:r>
           </w:p>
         </w:tc>
@@ -617,11 +660,16 @@
               <w:adjustRightInd w:val="0"/>
               <w:jc w:val="center"/>
               <w:rPr>
-                <w:u w:val="single"/>
-              </w:rPr>
-            </w:pPr>
-            <w:r>
-              <w:t>Чепурнова О.В.</w:t>
+                <w:b/>
+                <w:u w:val="single"/>
+              </w:rPr>
+            </w:pPr>
+            <w:r>
+              <w:rPr>
+                <w:b/>
+                <w:u w:val="single"/>
+              </w:rPr>
+              <w:t xml:space="preserve">Миндалев П.Ю.</w:t>
             </w:r>
           </w:p>
         </w:tc>
@@ -728,11 +776,17 @@
               <w:adjustRightInd w:val="0"/>
               <w:jc w:val="center"/>
               <w:rPr>
+                <w:b/>
+                <w:u w:val="single"/>
                 <w:lang w:val="en-US"/>
               </w:rPr>
             </w:pPr>
             <w:r>
-              <w:t>Слесарь-ремонтник 3р</w:t>
+              <w:rPr>
+                <w:b/>
+                <w:u w:val="single"/>
+              </w:rPr>
+              <w:t xml:space="preserve">Инженер СРБ ЦД УЭКЯУ</w:t>
             </w:r>
           </w:p>
         </w:tc>
@@ -801,11 +855,16 @@
               <w:adjustRightInd w:val="0"/>
               <w:jc w:val="center"/>
               <w:rPr>
-                <w:u w:val="single"/>
-              </w:rPr>
-            </w:pPr>
-            <w:r>
-              <w:t>Кузик Д.А.</w:t>
+                <w:b/>
+                <w:u w:val="single"/>
+              </w:rPr>
+            </w:pPr>
+            <w:r>
+              <w:rPr>
+                <w:b/>
+                <w:u w:val="single"/>
+              </w:rPr>
+              <w:t xml:space="preserve">Чепурнова О.В.</w:t>
             </w:r>
           </w:p>
         </w:tc>
@@ -911,9 +970,17 @@
               <w:autoSpaceDN w:val="0"/>
               <w:adjustRightInd w:val="0"/>
               <w:jc w:val="center"/>
-            </w:pPr>
-            <w:r>
-              <w:t>Начальник ЦД УЭКЯУ</w:t>
+              <w:rPr>
+                <w:b/>
+                <w:u w:val="single"/>
+              </w:rPr>
+            </w:pPr>
+            <w:r>
+              <w:rPr>
+                <w:b/>
+                <w:u w:val="single"/>
+              </w:rPr>
+              <w:t xml:space="preserve">Начальник СП РАО ЦД УЭКЯУ</w:t>
             </w:r>
           </w:p>
         </w:tc>
@@ -982,11 +1049,16 @@
               <w:adjustRightInd w:val="0"/>
               <w:jc w:val="center"/>
               <w:rPr>
-                <w:u w:val="single"/>
-              </w:rPr>
-            </w:pPr>
-            <w:r>
-              <w:t>Подласов К.А.</w:t>
+                <w:b/>
+                <w:u w:val="single"/>
+              </w:rPr>
+            </w:pPr>
+            <w:r>
+              <w:rPr>
+                <w:b/>
+                <w:u w:val="single"/>
+              </w:rPr>
+              <w:t xml:space="preserve">Миндалев П.Ю.</w:t>
             </w:r>
           </w:p>
         </w:tc>
@@ -1103,10 +1175,20 @@
               <w:autoSpaceDN w:val="0"/>
               <w:adjustRightInd w:val="0"/>
               <w:jc w:val="center"/>
+              <w:rPr>
+                <w:b/>
+                <w:u w:val="single"/>
+              </w:rPr>
             </w:pPr>
             <w:r>
               <w:br/>
-              <w:t>Начальник СП РАО ЦД УЭКЯУ</w:t>
+            </w:r>
+            <w:r>
+              <w:rPr>
+                <w:b/>
+                <w:u w:val="single"/>
+              </w:rPr>
+              <w:t xml:space="preserve">Начальник СП РАО ЦД УЭКЯУ</w:t>
             </w:r>
           </w:p>
         </w:tc>
@@ -1175,11 +1257,16 @@
               <w:adjustRightInd w:val="0"/>
               <w:jc w:val="center"/>
               <w:rPr>
-                <w:u w:val="single"/>
-              </w:rPr>
-            </w:pPr>
-            <w:r>
-              <w:t>Миндалев П.Ю.</w:t>
+                <w:b/>
+                <w:u w:val="single"/>
+              </w:rPr>
+            </w:pPr>
+            <w:r>
+              <w:rPr>
+                <w:b/>
+                <w:u w:val="single"/>
+              </w:rPr>
+              <w:t xml:space="preserve">Миндалев П.Ю.</w:t>
             </w:r>
           </w:p>
         </w:tc>
@@ -1289,8 +1376,29 @@
               <w:autoSpaceDN w:val="0"/>
               <w:adjustRightInd w:val="0"/>
             </w:pPr>
-            <w:r>
-              <w:t>согласованы:                                                Инженер СРБ ЦД УЭКЯУ</w:t>
+            <w:proofErr w:type="gramStart"/>
+            <w:r>
+              <w:t>согласованы:</w:t>
+            </w:r>
+            <w:r>
+              <w:rPr>
+                <w:lang w:val="en-US"/>
+              </w:rPr>
+              <w:t xml:space="preserve">   </w:t>
+            </w:r>
+            <w:proofErr w:type="gramEnd"/>
+            <w:r>
+              <w:rPr>
+                <w:lang w:val="en-US"/>
+              </w:rPr>
+              <w:t xml:space="preserve">                                             </w:t>
+            </w:r>
+            <w:r>
+              <w:rPr>
+                <w:b/>
+                <w:u w:val="single"/>
+              </w:rPr>
+              <w:t xml:space="preserve">Начальник ЦД УЭКЯУ</w:t>
             </w:r>
           </w:p>
         </w:tc>
@@ -1341,11 +1449,16 @@
               <w:adjustRightInd w:val="0"/>
               <w:jc w:val="center"/>
               <w:rPr>
-                <w:u w:val="single"/>
-              </w:rPr>
-            </w:pPr>
-            <w:r>
-              <w:t>Чепурнова О.В.</w:t>
+                <w:b/>
+                <w:u w:val="single"/>
+              </w:rPr>
+            </w:pPr>
+            <w:r>
+              <w:rPr>
+                <w:b/>
+                <w:u w:val="single"/>
+              </w:rPr>
+              <w:t xml:space="preserve">Подласов К.А.</w:t>
             </w:r>
           </w:p>
         </w:tc>
@@ -1421,11 +1534,7 @@
         </w:tc>
       </w:tr>
     </w:tbl>
-    <w:p>
-      <w:r>
-        <w:br w:type="page"/>
-      </w:r>
-    </w:p>
+    <w:p/>
     <w:p>
       <w:pPr>
         <w:autoSpaceDE w:val="0"/>
@@ -1442,7 +1551,6 @@
           <w:b/>
           <w:bCs/>
         </w:rPr>
-        <w:lastRenderedPageBreak/>
         <w:t>2. ДОПУСК</w:t>
       </w:r>
     </w:p>
@@ -1472,134 +1580,372 @@
         <w:t xml:space="preserve">провели: </w:t>
       </w:r>
     </w:p>
-    <w:p>
-      <w:pPr>
-        <w:autoSpaceDE w:val="0"/>
-        <w:autoSpaceDN w:val="0"/>
-        <w:adjustRightInd w:val="0"/>
-      </w:pPr>
-      <w:r>
-        <w:t xml:space="preserve">ответственный руководитель работ: ____ Чепурнова О.В.         </w:t>
-      </w:r>
-      <w:r>
-        <w:rPr>
-          <w:u w:val="single"/>
-        </w:rPr>
-        <w:t>13.03.26</w:t>
-      </w:r>
-      <w:r/>
-    </w:p>
-    <w:p>
-      <w:pPr>
-        <w:autoSpaceDE w:val="0"/>
-        <w:autoSpaceDN w:val="0"/>
-        <w:adjustRightInd w:val="0"/>
-        <w:jc w:val="both"/>
-        <w:rPr>
-          <w:sz w:val="16"/>
-          <w:szCs w:val="16"/>
-        </w:rPr>
-      </w:pPr>
-      <w:r>
-        <w:rPr>
-          <w:sz w:val="16"/>
-          <w:szCs w:val="16"/>
-        </w:rPr>
-        <w:t xml:space="preserve">                                                                                                                              Ф.И.О.                           </w:t>
-      </w:r>
-      <w:r>
-        <w:rPr>
-          <w:sz w:val="16"/>
-          <w:szCs w:val="16"/>
-        </w:rPr>
-        <w:t xml:space="preserve">     </w:t>
-      </w:r>
-      <w:r>
-        <w:rPr>
-          <w:sz w:val="16"/>
-          <w:szCs w:val="16"/>
-        </w:rPr>
-        <w:t xml:space="preserve">    дата                         </w:t>
-      </w:r>
-      <w:r>
-        <w:rPr>
-          <w:sz w:val="16"/>
-          <w:szCs w:val="16"/>
-        </w:rPr>
-        <w:t xml:space="preserve">      </w:t>
-      </w:r>
-      <w:r>
-        <w:rPr>
-          <w:sz w:val="16"/>
-          <w:szCs w:val="16"/>
-        </w:rPr>
-        <w:t xml:space="preserve">         подпись</w:t>
-      </w:r>
-    </w:p>
-    <w:p>
-      <w:pPr>
-        <w:autoSpaceDE w:val="0"/>
-        <w:autoSpaceDN w:val="0"/>
-        <w:adjustRightInd w:val="0"/>
-      </w:pPr>
-      <w:r>
-        <w:t xml:space="preserve">ответственное лицо службы РБ: _____Кузик Д.А.         </w:t>
-      </w:r>
-      <w:r>
-        <w:rPr>
-          <w:u w:val="single"/>
-        </w:rPr>
-        <w:t>13.03.26</w:t>
-      </w:r>
-      <w:r/>
-    </w:p>
-    <w:p>
-      <w:pPr>
-        <w:autoSpaceDE w:val="0"/>
-        <w:autoSpaceDN w:val="0"/>
-        <w:adjustRightInd w:val="0"/>
-        <w:jc w:val="both"/>
-        <w:rPr>
-          <w:sz w:val="16"/>
-          <w:szCs w:val="16"/>
-        </w:rPr>
-      </w:pPr>
-      <w:r>
-        <w:rPr>
-          <w:sz w:val="16"/>
-          <w:szCs w:val="16"/>
-        </w:rPr>
-        <w:t xml:space="preserve">                                                                                                                             Ф.И.О.                             </w:t>
-      </w:r>
-      <w:r>
-        <w:rPr>
-          <w:sz w:val="16"/>
-          <w:szCs w:val="16"/>
-        </w:rPr>
-        <w:t xml:space="preserve">      </w:t>
-      </w:r>
-      <w:r>
-        <w:rPr>
-          <w:sz w:val="16"/>
-          <w:szCs w:val="16"/>
-        </w:rPr>
-        <w:t xml:space="preserve">  дата                              </w:t>
-      </w:r>
-      <w:r>
-        <w:rPr>
-          <w:sz w:val="16"/>
-          <w:szCs w:val="16"/>
-        </w:rPr>
-        <w:t xml:space="preserve">       </w:t>
-      </w:r>
-      <w:r>
-        <w:rPr>
-          <w:sz w:val="16"/>
-          <w:szCs w:val="16"/>
-        </w:rPr>
-        <w:t xml:space="preserve">    подпись</w:t>
-      </w:r>
-    </w:p>
+    <w:tbl>
+      <w:tblPr>
+        <w:tblStyle w:val="a3"/>
+        <w:tblW w:w="0" w:type="auto"/>
+        <w:tblBorders>
+          <w:top w:val="none" w:sz="0" w:space="0" w:color="auto"/>
+          <w:left w:val="none" w:sz="0" w:space="0" w:color="auto"/>
+          <w:bottom w:val="none" w:sz="0" w:space="0" w:color="auto"/>
+          <w:right w:val="none" w:sz="0" w:space="0" w:color="auto"/>
+          <w:insideH w:val="none" w:sz="0" w:space="0" w:color="auto"/>
+          <w:insideV w:val="none" w:sz="0" w:space="0" w:color="auto"/>
+        </w:tblBorders>
+        <w:tblLook w:val="04A0" w:firstRow="1" w:lastRow="0" w:firstColumn="1" w:lastColumn="0" w:noHBand="0" w:noVBand="1"/>
+      </w:tblPr>
+      <w:tblGrid>
+        <w:gridCol w:w="3964"/>
+        <w:gridCol w:w="2694"/>
+        <w:gridCol w:w="1842"/>
+        <w:gridCol w:w="1694"/>
+      </w:tblGrid>
+      <w:tr>
+        <w:tc>
+          <w:tcPr>
+            <w:tcW w:w="3964" w:type="dxa"/>
+          </w:tcPr>
+          <w:p>
+            <w:pPr>
+              <w:autoSpaceDE w:val="0"/>
+              <w:autoSpaceDN w:val="0"/>
+              <w:adjustRightInd w:val="0"/>
+            </w:pPr>
+            <w:r>
+              <w:t>ответственный руководитель работ:</w:t>
+            </w:r>
+          </w:p>
+        </w:tc>
+        <w:tc>
+          <w:tcPr>
+            <w:tcW w:w="2694" w:type="dxa"/>
+          </w:tcPr>
+          <w:p>
+            <w:pPr>
+              <w:autoSpaceDE w:val="0"/>
+              <w:autoSpaceDN w:val="0"/>
+              <w:adjustRightInd w:val="0"/>
+              <w:jc w:val="center"/>
+              <w:rPr>
+                <w:b/>
+                <w:u w:val="single"/>
+              </w:rPr>
+            </w:pPr>
+            <w:r>
+              <w:rPr>
+                <w:b/>
+                <w:u w:val="single"/>
+              </w:rPr>
+              <w:t xml:space="preserve">Миндалев П.Ю.</w:t>
+            </w:r>
+          </w:p>
+        </w:tc>
+        <w:tc>
+          <w:tcPr>
+            <w:tcW w:w="1842" w:type="dxa"/>
+          </w:tcPr>
+          <w:p>
+            <w:pPr>
+              <w:autoSpaceDE w:val="0"/>
+              <w:autoSpaceDN w:val="0"/>
+              <w:adjustRightInd w:val="0"/>
+              <w:jc w:val="center"/>
+              <w:rPr>
+                <w:b/>
+                <w:u w:val="single"/>
+              </w:rPr>
+            </w:pPr>
+            <w:r>
+              <w:rPr>
+                <w:b/>
+                <w:u w:val="single"/>
+              </w:rPr>
+              <w:t xml:space="preserve">19.03.26</w:t>
+            </w:r>
+          </w:p>
+        </w:tc>
+        <w:tc>
+          <w:tcPr>
+            <w:tcW w:w="1694" w:type="dxa"/>
+          </w:tcPr>
+          <w:p>
+            <w:pPr>
+              <w:autoSpaceDE w:val="0"/>
+              <w:autoSpaceDN w:val="0"/>
+              <w:adjustRightInd w:val="0"/>
+              <w:jc w:val="center"/>
+            </w:pPr>
+            <w:r>
+              <w:rPr>
+                <w:lang w:val="en-US"/>
+              </w:rPr>
+              <w:t>____________</w:t>
+            </w:r>
+          </w:p>
+        </w:tc>
+      </w:tr>
+      <w:tr>
+        <w:tc>
+          <w:tcPr>
+            <w:tcW w:w="3964" w:type="dxa"/>
+          </w:tcPr>
+          <w:p>
+            <w:pPr>
+              <w:autoSpaceDE w:val="0"/>
+              <w:autoSpaceDN w:val="0"/>
+              <w:adjustRightInd w:val="0"/>
+            </w:pPr>
+          </w:p>
+        </w:tc>
+        <w:tc>
+          <w:tcPr>
+            <w:tcW w:w="2694" w:type="dxa"/>
+          </w:tcPr>
+          <w:p>
+            <w:pPr>
+              <w:autoSpaceDE w:val="0"/>
+              <w:autoSpaceDN w:val="0"/>
+              <w:adjustRightInd w:val="0"/>
+              <w:jc w:val="center"/>
+              <w:rPr>
+                <w:sz w:val="16"/>
+                <w:szCs w:val="16"/>
+              </w:rPr>
+            </w:pPr>
+            <w:r>
+              <w:rPr>
+                <w:sz w:val="16"/>
+                <w:szCs w:val="16"/>
+              </w:rPr>
+              <w:t>Ф.И.О</w:t>
+            </w:r>
+          </w:p>
+        </w:tc>
+        <w:tc>
+          <w:tcPr>
+            <w:tcW w:w="1842" w:type="dxa"/>
+          </w:tcPr>
+          <w:p>
+            <w:pPr>
+              <w:autoSpaceDE w:val="0"/>
+              <w:autoSpaceDN w:val="0"/>
+              <w:adjustRightInd w:val="0"/>
+              <w:jc w:val="center"/>
+              <w:rPr>
+                <w:sz w:val="16"/>
+                <w:szCs w:val="16"/>
+              </w:rPr>
+            </w:pPr>
+            <w:r>
+              <w:rPr>
+                <w:sz w:val="16"/>
+                <w:szCs w:val="16"/>
+              </w:rPr>
+              <w:t>дата</w:t>
+            </w:r>
+          </w:p>
+        </w:tc>
+        <w:tc>
+          <w:tcPr>
+            <w:tcW w:w="1694" w:type="dxa"/>
+          </w:tcPr>
+          <w:p>
+            <w:pPr>
+              <w:autoSpaceDE w:val="0"/>
+              <w:autoSpaceDN w:val="0"/>
+              <w:adjustRightInd w:val="0"/>
+              <w:jc w:val="center"/>
+              <w:rPr>
+                <w:sz w:val="16"/>
+                <w:szCs w:val="16"/>
+              </w:rPr>
+            </w:pPr>
+            <w:r>
+              <w:rPr>
+                <w:sz w:val="16"/>
+                <w:szCs w:val="16"/>
+              </w:rPr>
+              <w:t>подпись</w:t>
+            </w:r>
+          </w:p>
+        </w:tc>
+      </w:tr>
+      <w:tr>
+        <w:tc>
+          <w:tcPr>
+            <w:tcW w:w="3964" w:type="dxa"/>
+          </w:tcPr>
+          <w:p>
+            <w:pPr>
+              <w:autoSpaceDE w:val="0"/>
+              <w:autoSpaceDN w:val="0"/>
+              <w:adjustRightInd w:val="0"/>
+            </w:pPr>
+            <w:r>
+              <w:t>ответственное лицо службы РБ:</w:t>
+            </w:r>
+          </w:p>
+        </w:tc>
+        <w:tc>
+          <w:tcPr>
+            <w:tcW w:w="2694" w:type="dxa"/>
+          </w:tcPr>
+          <w:p>
+            <w:pPr>
+              <w:autoSpaceDE w:val="0"/>
+              <w:autoSpaceDN w:val="0"/>
+              <w:adjustRightInd w:val="0"/>
+              <w:jc w:val="center"/>
+              <w:rPr>
+                <w:b/>
+                <w:u w:val="single"/>
+                <w:lang w:val="en-US"/>
+              </w:rPr>
+            </w:pPr>
+            <w:r>
+              <w:rPr>
+                <w:b/>
+                <w:u w:val="single"/>
+                <w:lang w:val="en-US"/>
+              </w:rPr>
+              <w:t xml:space="preserve">Чепурнова О.В.</w:t>
+            </w:r>
+          </w:p>
+        </w:tc>
+        <w:tc>
+          <w:tcPr>
+            <w:tcW w:w="1842" w:type="dxa"/>
+          </w:tcPr>
+          <w:p>
+            <w:pPr>
+              <w:autoSpaceDE w:val="0"/>
+              <w:autoSpaceDN w:val="0"/>
+              <w:adjustRightInd w:val="0"/>
+              <w:jc w:val="center"/>
+              <w:rPr>
+                <w:b/>
+                <w:u w:val="single"/>
+              </w:rPr>
+            </w:pPr>
+            <w:r>
+              <w:rPr>
+                <w:b/>
+                <w:u w:val="single"/>
+              </w:rPr>
+              <w:t xml:space="preserve">19.03.26</w:t>
+            </w:r>
+          </w:p>
+        </w:tc>
+        <w:tc>
+          <w:tcPr>
+            <w:tcW w:w="1694" w:type="dxa"/>
+          </w:tcPr>
+          <w:p>
+            <w:pPr>
+              <w:autoSpaceDE w:val="0"/>
+              <w:autoSpaceDN w:val="0"/>
+              <w:adjustRightInd w:val="0"/>
+              <w:jc w:val="center"/>
+              <w:rPr>
+                <w:lang w:val="en-US"/>
+              </w:rPr>
+            </w:pPr>
+            <w:r>
+              <w:rPr>
+                <w:lang w:val="en-US"/>
+              </w:rPr>
+              <w:t>____________</w:t>
+            </w:r>
+          </w:p>
+        </w:tc>
+      </w:tr>
+      <w:tr>
+        <w:tc>
+          <w:tcPr>
+            <w:tcW w:w="3964" w:type="dxa"/>
+          </w:tcPr>
+          <w:p>
+            <w:pPr>
+              <w:autoSpaceDE w:val="0"/>
+              <w:autoSpaceDN w:val="0"/>
+              <w:adjustRightInd w:val="0"/>
+            </w:pPr>
+          </w:p>
+        </w:tc>
+        <w:tc>
+          <w:tcPr>
+            <w:tcW w:w="2694" w:type="dxa"/>
+          </w:tcPr>
+          <w:p>
+            <w:pPr>
+              <w:autoSpaceDE w:val="0"/>
+              <w:autoSpaceDN w:val="0"/>
+              <w:adjustRightInd w:val="0"/>
+              <w:jc w:val="center"/>
+              <w:rPr>
+                <w:sz w:val="16"/>
+                <w:szCs w:val="16"/>
+              </w:rPr>
+            </w:pPr>
+            <w:r>
+              <w:rPr>
+                <w:sz w:val="16"/>
+                <w:szCs w:val="16"/>
+              </w:rPr>
+              <w:t>Ф.И.О</w:t>
+            </w:r>
+          </w:p>
+        </w:tc>
+        <w:tc>
+          <w:tcPr>
+            <w:tcW w:w="1842" w:type="dxa"/>
+          </w:tcPr>
+          <w:p>
+            <w:pPr>
+              <w:autoSpaceDE w:val="0"/>
+              <w:autoSpaceDN w:val="0"/>
+              <w:adjustRightInd w:val="0"/>
+              <w:jc w:val="center"/>
+              <w:rPr>
+                <w:sz w:val="16"/>
+                <w:szCs w:val="16"/>
+              </w:rPr>
+            </w:pPr>
+            <w:r>
+              <w:rPr>
+                <w:sz w:val="16"/>
+                <w:szCs w:val="16"/>
+              </w:rPr>
+              <w:t>дата</w:t>
+            </w:r>
+          </w:p>
+        </w:tc>
+        <w:tc>
+          <w:tcPr>
+            <w:tcW w:w="1694" w:type="dxa"/>
+          </w:tcPr>
+          <w:p>
+            <w:pPr>
+              <w:autoSpaceDE w:val="0"/>
+              <w:autoSpaceDN w:val="0"/>
+              <w:adjustRightInd w:val="0"/>
+              <w:jc w:val="center"/>
+              <w:rPr>
+                <w:sz w:val="16"/>
+                <w:szCs w:val="16"/>
+              </w:rPr>
+            </w:pPr>
+            <w:r>
+              <w:rPr>
+                <w:sz w:val="16"/>
+                <w:szCs w:val="16"/>
+              </w:rPr>
+              <w:t>подпись</w:t>
+            </w:r>
+          </w:p>
+        </w:tc>
+      </w:tr>
+    </w:tbl>
     <w:p>
       <w:pPr>
         <w:autoSpaceDE w:val="0"/>
@@ -1613,7 +1959,7 @@
     </w:p>
     <w:tbl>
       <w:tblPr>
-        <w:tblW w:w="10208" w:type="dxa"/>
+        <w:tblW w:w="9527" w:type="dxa"/>
         <w:tblInd w:w="108" w:type="dxa"/>
         <w:tblBorders>
           <w:top w:val="single" w:sz="4" w:space="0" w:color="auto"/>
@@ -1626,16 +1972,16 @@
         <w:tblLook w:val="01E0" w:firstRow="1" w:lastRow="1" w:firstColumn="1" w:lastColumn="1" w:noHBand="0" w:noVBand="0"/>
       </w:tblPr>
       <w:tblGrid>
-        <w:gridCol w:w="595"/>
-        <w:gridCol w:w="3180"/>
-        <w:gridCol w:w="2877"/>
-        <w:gridCol w:w="1810"/>
-        <w:gridCol w:w="1746"/>
+        <w:gridCol w:w="1588"/>
+        <w:gridCol w:w="2694"/>
+        <w:gridCol w:w="2552"/>
+        <w:gridCol w:w="1417"/>
+        <w:gridCol w:w="1276"/>
       </w:tblGrid>
       <w:tr>
         <w:tc>
           <w:tcPr>
-            <w:tcW w:w="595" w:type="dxa"/>
+            <w:tcW w:w="1588" w:type="dxa"/>
             <w:shd w:val="clear" w:color="auto" w:fill="auto"/>
             <w:vAlign w:val="center"/>
           </w:tcPr>
@@ -1647,13 +1993,14 @@
               <w:jc w:val="center"/>
             </w:pPr>
             <w:r>
+              <w:lastRenderedPageBreak/>
               <w:t>№ п/п</w:t>
             </w:r>
           </w:p>
         </w:tc>
         <w:tc>
           <w:tcPr>
-            <w:tcW w:w="3180" w:type="dxa"/>
+            <w:tcW w:w="2694" w:type="dxa"/>
             <w:shd w:val="clear" w:color="auto" w:fill="auto"/>
             <w:vAlign w:val="center"/>
           </w:tcPr>
@@ -1675,7 +2022,7 @@
         </w:tc>
         <w:tc>
           <w:tcPr>
-            <w:tcW w:w="2877" w:type="dxa"/>
+            <w:tcW w:w="2552" w:type="dxa"/>
             <w:shd w:val="clear" w:color="auto" w:fill="auto"/>
             <w:vAlign w:val="center"/>
           </w:tcPr>
@@ -1697,7 +2044,7 @@
         </w:tc>
         <w:tc>
           <w:tcPr>
-            <w:tcW w:w="1810" w:type="dxa"/>
+            <w:tcW w:w="1417" w:type="dxa"/>
             <w:shd w:val="clear" w:color="auto" w:fill="auto"/>
             <w:vAlign w:val="center"/>
           </w:tcPr>
@@ -1719,7 +2066,7 @@
         </w:tc>
         <w:tc>
           <w:tcPr>
-            <w:tcW w:w="1746" w:type="dxa"/>
+            <w:tcW w:w="1276" w:type="dxa"/>
             <w:shd w:val="clear" w:color="auto" w:fill="auto"/>
             <w:vAlign w:val="center"/>
           </w:tcPr>
@@ -1735,105 +2082,110 @@
                 <w:sz w:val="22"/>
                 <w:szCs w:val="22"/>
               </w:rPr>
-              <w:t>Подпись</w:t>
-            </w:r>
-          </w:p>
-        </w:tc>
-      </w:tr>
-      <w:tr>
-        <w:tc>
-          <w:tcPr>
-            <w:tcW w:type="dxa" w:w="595"/>
-          </w:tcPr>
-          <w:p>
-            <w:r>
-              <w:t>1</w:t>
-            </w:r>
-          </w:p>
-        </w:tc>
-        <w:tc>
-          <w:tcPr>
-            <w:tcW w:type="dxa" w:w="3180"/>
-          </w:tcPr>
-          <w:p>
-            <w:r>
-              <w:t>Чепурнова О.В.</w:t>
-            </w:r>
-          </w:p>
-        </w:tc>
-        <w:tc>
-          <w:tcPr>
-            <w:tcW w:type="dxa" w:w="2877"/>
-          </w:tcPr>
-          <w:p>
-            <w:r>
-              <w:t>Инженер СРБ ЦД УЭКЯУ</w:t>
-            </w:r>
-          </w:p>
-        </w:tc>
-        <w:tc>
-          <w:tcPr>
-            <w:tcW w:type="dxa" w:w="1810"/>
-          </w:tcPr>
-          <w:p>
-            <w:r>
-              <w:t>13.03.26</w:t>
-            </w:r>
-          </w:p>
-        </w:tc>
-        <w:tc>
-          <w:tcPr>
-            <w:tcW w:type="dxa" w:w="1746"/>
-          </w:tcPr>
-          <w:p/>
-        </w:tc>
-      </w:tr>
-      <w:tr>
-        <w:tc>
-          <w:tcPr>
-            <w:tcW w:type="dxa" w:w="595"/>
-          </w:tcPr>
-          <w:p>
-            <w:r>
-              <w:t>2</w:t>
-            </w:r>
-          </w:p>
-        </w:tc>
-        <w:tc>
-          <w:tcPr>
-            <w:tcW w:type="dxa" w:w="3180"/>
-          </w:tcPr>
-          <w:p>
-            <w:r>
-              <w:t>Миндалев П.Ю.</w:t>
-            </w:r>
-          </w:p>
-        </w:tc>
-        <w:tc>
-          <w:tcPr>
-            <w:tcW w:type="dxa" w:w="2877"/>
-          </w:tcPr>
-          <w:p>
-            <w:r>
-              <w:t>Начальник СП РАО ЦД УЭКЯУ</w:t>
-            </w:r>
-          </w:p>
-        </w:tc>
-        <w:tc>
-          <w:tcPr>
-            <w:tcW w:type="dxa" w:w="1810"/>
-          </w:tcPr>
-          <w:p>
-            <w:r>
-              <w:t>13.03.26</w:t>
-            </w:r>
-          </w:p>
-        </w:tc>
-        <w:tc>
-          <w:tcPr>
-            <w:tcW w:type="dxa" w:w="1746"/>
-          </w:tcPr>
-          <w:p/>
+              <w:t xml:space="preserve">Подпись</w:t>
+            </w:r>
+          </w:p>
+        </w:tc>
+      </w:tr>
+      <w:tr>
+        <w:tc>
+          <w:tcPr>
+            <w:tcW w:w="1588" w:type="dxa"/>
+            <w:shd w:val="clear" w:color="auto" w:fill="auto"/>
+            <w:vAlign w:val="center"/>
+          </w:tcPr>
+          <w:p>
+            <w:pPr>
+              <w:autoSpaceDE w:val="0"/>
+              <w:autoSpaceDN w:val="0"/>
+              <w:adjustRightInd w:val="0"/>
+              <w:jc w:val="center"/>
+              <w:rPr>
+                <w:lang w:val="en-US"/>
+              </w:rPr>
+            </w:pPr>
+            <w:r>
+              <w:rPr>
+                <w:lang w:val="en-US"/>
+              </w:rPr>
+              <w:t xml:space="preserve">1</w:t>
+            </w:r>
+          </w:p>
+        </w:tc>
+        <w:tc>
+          <w:tcPr>
+            <w:tcW w:w="2694" w:type="dxa"/>
+            <w:shd w:val="clear" w:color="auto" w:fill="auto"/>
+          </w:tcPr>
+          <w:p>
+            <w:pPr>
+              <w:autoSpaceDE w:val="0"/>
+              <w:autoSpaceDN w:val="0"/>
+              <w:adjustRightInd w:val="0"/>
+              <w:jc w:val="center"/>
+            </w:pPr>
+            <w:proofErr w:type="gramStart"/>
+            <w:r>
+              <w:t xml:space="preserve">Корнеев В.В.</w:t>
+            </w:r>
+          </w:p>
+        </w:tc>
+        <w:tc>
+          <w:tcPr>
+            <w:tcW w:w="2552" w:type="dxa"/>
+            <w:shd w:val="clear" w:color="auto" w:fill="auto"/>
+          </w:tcPr>
+          <w:p>
+            <w:pPr>
+              <w:autoSpaceDE w:val="0"/>
+              <w:autoSpaceDN w:val="0"/>
+              <w:adjustRightInd w:val="0"/>
+              <w:jc w:val="center"/>
+            </w:pPr>
+            <w:proofErr w:type="gramStart"/>
+            <w:r>
+              <w:t xml:space="preserve">Слесарь-ремонтник 3р</w:t>
+            </w:r>
+          </w:p>
+        </w:tc>
+        <w:tc>
+          <w:tcPr>
+            <w:tcW w:w="1417" w:type="dxa"/>
+            <w:shd w:val="clear" w:color="auto" w:fill="auto"/>
+          </w:tcPr>
+          <w:p>
+            <w:pPr>
+              <w:autoSpaceDE w:val="0"/>
+              <w:autoSpaceDN w:val="0"/>
+              <w:adjustRightInd w:val="0"/>
+              <w:jc w:val="center"/>
+              <w:rPr>
+                <w:lang w:val="en-US"/>
+              </w:rPr>
+            </w:pPr>
+            <w:proofErr w:type="gramStart"/>
+            <w:r>
+              <w:t xml:space="preserve">19.03.26</w:t>
+            </w:r>
+          </w:p>
+        </w:tc>
+        <w:tc>
+          <w:tcPr>
+            <w:tcW w:w="1276" w:type="dxa"/>
+            <w:shd w:val="clear" w:color="auto" w:fill="auto"/>
+          </w:tcPr>
+          <w:p>
+            <w:pPr>
+              <w:autoSpaceDE w:val="0"/>
+              <w:autoSpaceDN w:val="0"/>
+              <w:adjustRightInd w:val="0"/>
+            </w:pPr>
+            <w:r>
+              <w:t xml:space="preserve"/>
+            </w:r>
+            <w:bookmarkStart w:id="0" w:name="_GoBack"/>
+            <w:bookmarkEnd w:id="0"/>
+          </w:p>
         </w:tc>
       </w:tr>
     </w:tbl>
@@ -1844,319 +2196,993 @@
         <w:adjustRightInd w:val="0"/>
         <w:spacing w:before="120"/>
       </w:pPr>
-      <w:r>
-        <w:t xml:space="preserve">15. Рабочее место и условия труда проверены. Меры радиационной безопасности, указанные в наряде-допуске, обеспечены. Разрешаю приступить к работе:     </w:t>
-      </w:r>
-      <w:r>
-        <w:rPr>
-          <w:u w:val="single"/>
-        </w:rPr>
-        <w:t>Инженер СРБ ЦД УЭКЯУ</w:t>
-      </w:r>
-      <w:r>
-        <w:t xml:space="preserve"> ЦД УЭКЯУ____</w:t>
-      </w:r>
     </w:p>
-    <w:p>
-      <w:pPr>
-        <w:autoSpaceDE w:val="0"/>
-        <w:autoSpaceDN w:val="0"/>
-        <w:adjustRightInd w:val="0"/>
-        <w:rPr>
-          <w:sz w:val="16"/>
-          <w:szCs w:val="16"/>
-        </w:rPr>
-      </w:pPr>
-      <w:r>
-        <w:rPr>
-          <w:sz w:val="16"/>
-          <w:szCs w:val="16"/>
-        </w:rPr>
-        <w:t xml:space="preserve">                                                                                             </w:t>
-      </w:r>
-      <w:r>
-        <w:rPr>
-          <w:sz w:val="16"/>
-          <w:szCs w:val="16"/>
-        </w:rPr>
-        <w:t xml:space="preserve">                                                           </w:t>
-      </w:r>
-      <w:r>
-        <w:rPr>
-          <w:sz w:val="16"/>
-          <w:szCs w:val="16"/>
-        </w:rPr>
-        <w:t xml:space="preserve">              должность ответственного лица подразделения</w:t>
-      </w:r>
-    </w:p>
-    <w:p>
-      <w:pPr>
-        <w:autoSpaceDE w:val="0"/>
-        <w:autoSpaceDN w:val="0"/>
-        <w:adjustRightInd w:val="0"/>
-      </w:pPr>
-      <w:r>
-        <w:t xml:space="preserve">________Чепурнова О.В.__________                              </w:t>
-      </w:r>
-      <w:r>
-        <w:rPr>
-          <w:u w:val="single"/>
-        </w:rPr>
-        <w:t>13.03.26</w:t>
-      </w:r>
-      <w:r>
-        <w:t xml:space="preserve">                 </w:t>
-      </w:r>
-    </w:p>
-    <w:p>
-      <w:pPr>
-        <w:autoSpaceDE w:val="0"/>
-        <w:autoSpaceDN w:val="0"/>
-        <w:adjustRightInd w:val="0"/>
-        <w:jc w:val="both"/>
-        <w:rPr>
-          <w:sz w:val="16"/>
-          <w:szCs w:val="16"/>
-        </w:rPr>
-      </w:pPr>
-      <w:r>
-        <w:rPr>
-          <w:sz w:val="16"/>
-          <w:szCs w:val="16"/>
-        </w:rPr>
-        <w:t xml:space="preserve">                                                 Ф.И.О.                                                                           дата                                                                     </w:t>
-      </w:r>
-      <w:r>
-        <w:rPr>
-          <w:sz w:val="16"/>
-          <w:szCs w:val="16"/>
-        </w:rPr>
-        <w:t xml:space="preserve"> </w:t>
-      </w:r>
-      <w:r>
-        <w:rPr>
-          <w:sz w:val="16"/>
-          <w:szCs w:val="16"/>
-        </w:rPr>
-        <w:t xml:space="preserve">   подпись</w:t>
-      </w:r>
-    </w:p>
-    <w:p>
-      <w:pPr>
-        <w:autoSpaceDE w:val="0"/>
-        <w:autoSpaceDN w:val="0"/>
-        <w:adjustRightInd w:val="0"/>
-      </w:pPr>
-      <w:r>
-        <w:t>Ответственный руководитель работ: ____________</w:t>
-      </w:r>
-      <w:r>
-        <w:rPr>
-          <w:u w:val="single"/>
-        </w:rPr>
-        <w:t>13.03.26</w:t>
-      </w:r>
-      <w:r>
-        <w:t xml:space="preserve">________________________          ___              </w:t>
-      </w:r>
-    </w:p>
-    <w:p>
-      <w:pPr>
-        <w:autoSpaceDE w:val="0"/>
-        <w:autoSpaceDN w:val="0"/>
-        <w:adjustRightInd w:val="0"/>
-        <w:jc w:val="both"/>
-        <w:rPr>
-          <w:sz w:val="16"/>
-          <w:szCs w:val="16"/>
-        </w:rPr>
-      </w:pPr>
-      <w:r>
-        <w:rPr>
-          <w:sz w:val="16"/>
-          <w:szCs w:val="16"/>
-        </w:rPr>
-        <w:t xml:space="preserve">                                                                                                                                       дата                                                                         подпись</w:t>
-      </w:r>
-      <w:r>
-        <w:rPr>
-          <w:sz w:val="16"/>
-          <w:szCs w:val="16"/>
-        </w:rPr>
-        <w:t xml:space="preserve">       </w:t>
-      </w:r>
-    </w:p>
-    <w:p>
-      <w:pPr>
-        <w:autoSpaceDE w:val="0"/>
-        <w:autoSpaceDN w:val="0"/>
-        <w:adjustRightInd w:val="0"/>
-      </w:pPr>
-      <w:r>
-        <w:t>Ответственный за проведение радиационного контроля: ________</w:t>
-      </w:r>
-      <w:r>
-        <w:rPr>
-          <w:u w:val="single"/>
-        </w:rPr>
-        <w:t>13.03.26</w:t>
-      </w:r>
-      <w:r>
-        <w:t>__________________</w:t>
-      </w:r>
-    </w:p>
-    <w:p>
-      <w:pPr>
-        <w:autoSpaceDE w:val="0"/>
-        <w:autoSpaceDN w:val="0"/>
-        <w:adjustRightInd w:val="0"/>
-        <w:jc w:val="both"/>
-        <w:rPr>
-          <w:sz w:val="16"/>
-          <w:szCs w:val="16"/>
-        </w:rPr>
-      </w:pPr>
-      <w:r>
-        <w:rPr>
-          <w:sz w:val="16"/>
-          <w:szCs w:val="16"/>
-        </w:rPr>
-        <w:t xml:space="preserve">                                                                                                                                                                               дата                                 подпись</w:t>
-      </w:r>
-    </w:p>
-    <w:p>
-      <w:pPr>
-        <w:autoSpaceDE w:val="0"/>
-        <w:autoSpaceDN w:val="0"/>
-        <w:adjustRightInd w:val="0"/>
-      </w:pPr>
-      <w:r>
-        <w:t>Ответственный исполнитель работ: _____________</w:t>
-      </w:r>
-      <w:r>
-        <w:rPr>
-          <w:u w:val="single"/>
-        </w:rPr>
-        <w:t>13.03.26</w:t>
-      </w:r>
-      <w:r>
-        <w:t>_______________________________</w:t>
-      </w:r>
-    </w:p>
-    <w:p>
-      <w:pPr>
-        <w:autoSpaceDE w:val="0"/>
-        <w:autoSpaceDN w:val="0"/>
-        <w:adjustRightInd w:val="0"/>
-        <w:jc w:val="both"/>
-        <w:rPr>
-          <w:sz w:val="16"/>
-          <w:szCs w:val="16"/>
-        </w:rPr>
-      </w:pPr>
-      <w:r>
-        <w:rPr>
-          <w:sz w:val="16"/>
-          <w:szCs w:val="16"/>
-        </w:rPr>
-        <w:t xml:space="preserve">                                                                                                                                       дата                                                                         подпись</w:t>
-      </w:r>
-    </w:p>
-    <w:p>
-      <w:pPr>
-        <w:autoSpaceDE w:val="0"/>
-        <w:autoSpaceDN w:val="0"/>
-        <w:adjustRightInd w:val="0"/>
-      </w:pPr>
-      <w:r>
-        <w:t xml:space="preserve">16. Работы начаты в ______ часов ______ минут ______13.03________ </w:t>
-      </w:r>
-      <w:r>
-        <w:rPr>
-          <w:u w:val="single"/>
-        </w:rPr>
-        <w:t>2026</w:t>
-      </w:r>
-      <w:r>
-        <w:t>г.</w:t>
-      </w:r>
-    </w:p>
-    <w:p>
-      <w:pPr>
-        <w:autoSpaceDE w:val="0"/>
-        <w:autoSpaceDN w:val="0"/>
-        <w:adjustRightInd w:val="0"/>
-      </w:pPr>
-      <w:r>
-        <w:t>Ответственный руководитель работ: __________</w:t>
-      </w:r>
-      <w:r>
-        <w:rPr>
-          <w:u w:val="single"/>
-        </w:rPr>
-        <w:t>13.03.26</w:t>
-      </w:r>
-      <w:r>
-        <w:t>___________________________________</w:t>
-      </w:r>
-    </w:p>
-    <w:p>
-      <w:pPr>
-        <w:autoSpaceDE w:val="0"/>
-        <w:autoSpaceDN w:val="0"/>
-        <w:adjustRightInd w:val="0"/>
-        <w:jc w:val="both"/>
-        <w:rPr>
-          <w:sz w:val="16"/>
-          <w:szCs w:val="16"/>
-        </w:rPr>
-      </w:pPr>
-      <w:r>
-        <w:rPr>
-          <w:sz w:val="16"/>
-          <w:szCs w:val="16"/>
-        </w:rPr>
-        <w:t xml:space="preserve">                                                                                                                                       дата                                                                         подпись</w:t>
-      </w:r>
-    </w:p>
-    <w:p>
-      <w:pPr>
-        <w:autoSpaceDE w:val="0"/>
-        <w:autoSpaceDN w:val="0"/>
-        <w:adjustRightInd w:val="0"/>
-      </w:pPr>
-      <w:r>
-        <w:t>Ответственный за проведение радиационного контроля: __________</w:t>
-      </w:r>
-      <w:r>
-        <w:rPr>
-          <w:u w:val="single"/>
-        </w:rPr>
-        <w:t>13.03.26</w:t>
-      </w:r>
-      <w:r>
-        <w:t>___________________</w:t>
-      </w:r>
-    </w:p>
-    <w:p>
-      <w:pPr>
-        <w:autoSpaceDE w:val="0"/>
-        <w:autoSpaceDN w:val="0"/>
-        <w:adjustRightInd w:val="0"/>
-        <w:jc w:val="both"/>
-        <w:rPr>
-          <w:sz w:val="16"/>
-          <w:szCs w:val="16"/>
-        </w:rPr>
-      </w:pPr>
-      <w:r>
-        <w:rPr>
-          <w:sz w:val="16"/>
-          <w:szCs w:val="16"/>
-        </w:rPr>
-        <w:t xml:space="preserve">                                                                                                                                                                               дата                                 подпись</w:t>
-      </w:r>
-    </w:p>
+    <w:tbl>
+      <w:tblPr>
+        <w:tblStyle w:val="a3"/>
+        <w:tblW w:w="10343" w:type="dxa"/>
+        <w:tblBorders>
+          <w:top w:val="none" w:sz="0" w:space="0" w:color="auto"/>
+          <w:left w:val="none" w:sz="0" w:space="0" w:color="auto"/>
+          <w:bottom w:val="none" w:sz="0" w:space="0" w:color="auto"/>
+          <w:right w:val="none" w:sz="0" w:space="0" w:color="auto"/>
+          <w:insideH w:val="none" w:sz="0" w:space="0" w:color="auto"/>
+          <w:insideV w:val="none" w:sz="0" w:space="0" w:color="auto"/>
+        </w:tblBorders>
+        <w:tblLook w:val="04A0" w:firstRow="1" w:lastRow="0" w:firstColumn="1" w:lastColumn="0" w:noHBand="0" w:noVBand="1"/>
+      </w:tblPr>
+      <w:tblGrid>
+        <w:gridCol w:w="2832"/>
+        <w:gridCol w:w="3400"/>
+        <w:gridCol w:w="142"/>
+        <w:gridCol w:w="425"/>
+        <w:gridCol w:w="1560"/>
+        <w:gridCol w:w="1835"/>
+        <w:gridCol w:w="149"/>
+      </w:tblGrid>
+      <w:tr>
+        <w:tc>
+          <w:tcPr>
+            <w:tcW w:w="10343" w:type="dxa"/>
+            <w:gridSpan w:val="7"/>
+          </w:tcPr>
+          <w:p>
+            <w:pPr>
+              <w:autoSpaceDE w:val="0"/>
+              <w:autoSpaceDN w:val="0"/>
+              <w:adjustRightInd w:val="0"/>
+              <w:spacing w:before="120"/>
+            </w:pPr>
+            <w:r>
+              <w:t>15. Рабочее место и условия труда проверены. Меры радиационной безопасности, указанные в</w:t>
+            </w:r>
+          </w:p>
+        </w:tc>
+      </w:tr>
+      <w:tr>
+        <w:tc>
+          <w:tcPr>
+            <w:tcW w:w="6799" w:type="dxa"/>
+            <w:gridSpan w:val="4"/>
+          </w:tcPr>
+          <w:p>
+            <w:pPr>
+              <w:autoSpaceDE w:val="0"/>
+              <w:autoSpaceDN w:val="0"/>
+              <w:adjustRightInd w:val="0"/>
+              <w:spacing w:before="120"/>
+            </w:pPr>
+            <w:r>
+              <w:t>наряде-допуске, обеспечены. Разрешаю приступить к работе:</w:t>
+            </w:r>
+          </w:p>
+        </w:tc>
+        <w:tc>
+          <w:tcPr>
+            <w:tcW w:w="3544" w:type="dxa"/>
+            <w:gridSpan w:val="3"/>
+          </w:tcPr>
+          <w:p>
+            <w:pPr>
+              <w:autoSpaceDE w:val="0"/>
+              <w:autoSpaceDN w:val="0"/>
+              <w:adjustRightInd w:val="0"/>
+              <w:spacing w:before="120"/>
+              <w:jc w:val="center"/>
+              <w:rPr>
+                <w:b/>
+                <w:u w:val="single"/>
+              </w:rPr>
+            </w:pPr>
+            <w:r>
+              <w:rPr>
+                <w:b/>
+                <w:u w:val="single"/>
+              </w:rPr>
+              <w:t xml:space="preserve">Начальник ЦД УЭКЯУ</w:t>
+            </w:r>
+          </w:p>
+        </w:tc>
+      </w:tr>
+      <w:tr>
+        <w:trPr>
+          <w:trHeight w:val="101"/>
+        </w:trPr>
+        <w:tc>
+          <w:tcPr>
+            <w:tcW w:w="6799" w:type="dxa"/>
+            <w:gridSpan w:val="4"/>
+          </w:tcPr>
+          <w:p>
+            <w:pPr>
+              <w:autoSpaceDE w:val="0"/>
+              <w:autoSpaceDN w:val="0"/>
+              <w:adjustRightInd w:val="0"/>
+              <w:rPr>
+                <w:sz w:val="16"/>
+                <w:szCs w:val="16"/>
+              </w:rPr>
+            </w:pPr>
+          </w:p>
+        </w:tc>
+        <w:tc>
+          <w:tcPr>
+            <w:tcW w:w="3544" w:type="dxa"/>
+            <w:gridSpan w:val="3"/>
+          </w:tcPr>
+          <w:p>
+            <w:pPr>
+              <w:autoSpaceDE w:val="0"/>
+              <w:autoSpaceDN w:val="0"/>
+              <w:adjustRightInd w:val="0"/>
+              <w:jc w:val="center"/>
+              <w:rPr>
+                <w:sz w:val="16"/>
+                <w:szCs w:val="16"/>
+              </w:rPr>
+            </w:pPr>
+            <w:r>
+              <w:rPr>
+                <w:sz w:val="16"/>
+                <w:szCs w:val="16"/>
+              </w:rPr>
+              <w:t>должность ответственного лица подразделения</w:t>
+            </w:r>
+          </w:p>
+        </w:tc>
+      </w:tr>
+      <w:tr>
+        <w:trPr>
+          <w:trHeight w:val="101"/>
+        </w:trPr>
+        <w:tc>
+          <w:tcPr>
+            <w:tcW w:w="2832" w:type="dxa"/>
+          </w:tcPr>
+          <w:p>
+            <w:pPr>
+              <w:autoSpaceDE w:val="0"/>
+              <w:autoSpaceDN w:val="0"/>
+              <w:adjustRightInd w:val="0"/>
+              <w:jc w:val="center"/>
+              <w:rPr>
+                <w:b/>
+                <w:u w:val="single"/>
+                <w:lang w:val="en-US"/>
+              </w:rPr>
+            </w:pPr>
+            <w:r>
+              <w:rPr>
+                <w:b/>
+                <w:u w:val="single"/>
+                <w:lang w:val="en-US"/>
+              </w:rPr>
+              <w:t xml:space="preserve">Подласов К.А.</w:t>
+            </w:r>
+          </w:p>
+        </w:tc>
+        <w:tc>
+          <w:tcPr>
+            <w:tcW w:w="3967" w:type="dxa"/>
+            <w:gridSpan w:val="3"/>
+          </w:tcPr>
+          <w:p>
+            <w:pPr>
+              <w:autoSpaceDE w:val="0"/>
+              <w:autoSpaceDN w:val="0"/>
+              <w:adjustRightInd w:val="0"/>
+              <w:jc w:val="center"/>
+              <w:rPr>
+                <w:b/>
+                <w:u w:val="single"/>
+                <w:lang w:val="en-US"/>
+              </w:rPr>
+            </w:pPr>
+            <w:r>
+              <w:rPr>
+                <w:b/>
+                <w:u w:val="single"/>
+                <w:lang w:val="en-US"/>
+              </w:rPr>
+              <w:t xml:space="preserve">19.03.26</w:t>
+            </w:r>
+          </w:p>
+        </w:tc>
+        <w:tc>
+          <w:tcPr>
+            <w:tcW w:w="3544" w:type="dxa"/>
+            <w:gridSpan w:val="3"/>
+          </w:tcPr>
+          <w:p>
+            <w:pPr>
+              <w:autoSpaceDE w:val="0"/>
+              <w:autoSpaceDN w:val="0"/>
+              <w:adjustRightInd w:val="0"/>
+              <w:jc w:val="center"/>
+              <w:rPr>
+                <w:lang w:val="en-US"/>
+              </w:rPr>
+            </w:pPr>
+            <w:r>
+              <w:rPr>
+                <w:lang w:val="en-US"/>
+              </w:rPr>
+              <w:t>______________</w:t>
+            </w:r>
+          </w:p>
+        </w:tc>
+      </w:tr>
+      <w:tr>
+        <w:trPr>
+          <w:trHeight w:val="101"/>
+        </w:trPr>
+        <w:tc>
+          <w:tcPr>
+            <w:tcW w:w="2832" w:type="dxa"/>
+          </w:tcPr>
+          <w:p>
+            <w:pPr>
+              <w:autoSpaceDE w:val="0"/>
+              <w:autoSpaceDN w:val="0"/>
+              <w:adjustRightInd w:val="0"/>
+              <w:jc w:val="center"/>
+              <w:rPr>
+                <w:sz w:val="16"/>
+                <w:szCs w:val="16"/>
+              </w:rPr>
+            </w:pPr>
+            <w:r>
+              <w:rPr>
+                <w:sz w:val="16"/>
+                <w:szCs w:val="16"/>
+              </w:rPr>
+              <w:t>Ф.И.О.</w:t>
+            </w:r>
+          </w:p>
+        </w:tc>
+        <w:tc>
+          <w:tcPr>
+            <w:tcW w:w="3967" w:type="dxa"/>
+            <w:gridSpan w:val="3"/>
+          </w:tcPr>
+          <w:p>
+            <w:pPr>
+              <w:autoSpaceDE w:val="0"/>
+              <w:autoSpaceDN w:val="0"/>
+              <w:adjustRightInd w:val="0"/>
+              <w:jc w:val="center"/>
+              <w:rPr>
+                <w:sz w:val="16"/>
+                <w:szCs w:val="16"/>
+              </w:rPr>
+            </w:pPr>
+            <w:r>
+              <w:rPr>
+                <w:sz w:val="16"/>
+                <w:szCs w:val="16"/>
+              </w:rPr>
+              <w:t>дата</w:t>
+            </w:r>
+          </w:p>
+        </w:tc>
+        <w:tc>
+          <w:tcPr>
+            <w:tcW w:w="3544" w:type="dxa"/>
+            <w:gridSpan w:val="3"/>
+          </w:tcPr>
+          <w:p>
+            <w:pPr>
+              <w:autoSpaceDE w:val="0"/>
+              <w:autoSpaceDN w:val="0"/>
+              <w:adjustRightInd w:val="0"/>
+              <w:jc w:val="center"/>
+              <w:rPr>
+                <w:sz w:val="16"/>
+                <w:szCs w:val="16"/>
+              </w:rPr>
+            </w:pPr>
+            <w:r>
+              <w:rPr>
+                <w:sz w:val="16"/>
+                <w:szCs w:val="16"/>
+              </w:rPr>
+              <w:t>подпись</w:t>
+            </w:r>
+          </w:p>
+        </w:tc>
+      </w:tr>
+      <w:tr>
+        <w:trPr>
+          <w:gridAfter w:val="1"/>
+          <w:wAfter w:w="149" w:type="dxa"/>
+        </w:trPr>
+        <w:tc>
+          <w:tcPr>
+            <w:tcW w:w="6374" w:type="dxa"/>
+            <w:gridSpan w:val="3"/>
+          </w:tcPr>
+          <w:p>
+            <w:pPr>
+              <w:autoSpaceDE w:val="0"/>
+              <w:autoSpaceDN w:val="0"/>
+              <w:adjustRightInd w:val="0"/>
+              <w:spacing w:before="120"/>
+            </w:pPr>
+            <w:r>
+              <w:t>Ответственный руководитель работ:</w:t>
+            </w:r>
+          </w:p>
+        </w:tc>
+        <w:tc>
+          <w:tcPr>
+            <w:tcW w:w="1985" w:type="dxa"/>
+            <w:gridSpan w:val="2"/>
+          </w:tcPr>
+          <w:p>
+            <w:pPr>
+              <w:autoSpaceDE w:val="0"/>
+              <w:autoSpaceDN w:val="0"/>
+              <w:adjustRightInd w:val="0"/>
+              <w:spacing w:before="120"/>
+              <w:jc w:val="center"/>
+              <w:rPr>
+                <w:b/>
+                <w:u w:val="single"/>
+              </w:rPr>
+            </w:pPr>
+            <w:r>
+              <w:rPr>
+                <w:b/>
+                <w:u w:val="single"/>
+              </w:rPr>
+              <w:t xml:space="preserve">19.03.26</w:t>
+            </w:r>
+          </w:p>
+        </w:tc>
+        <w:tc>
+          <w:tcPr>
+            <w:tcW w:w="1835" w:type="dxa"/>
+          </w:tcPr>
+          <w:p>
+            <w:pPr>
+              <w:autoSpaceDE w:val="0"/>
+              <w:autoSpaceDN w:val="0"/>
+              <w:adjustRightInd w:val="0"/>
+              <w:spacing w:before="120"/>
+            </w:pPr>
+            <w:r>
+              <w:t>____________</w:t>
+            </w:r>
+          </w:p>
+        </w:tc>
+      </w:tr>
+      <w:tr>
+        <w:trPr>
+          <w:gridAfter w:val="1"/>
+          <w:wAfter w:w="149" w:type="dxa"/>
+        </w:trPr>
+        <w:tc>
+          <w:tcPr>
+            <w:tcW w:w="6374" w:type="dxa"/>
+            <w:gridSpan w:val="3"/>
+          </w:tcPr>
+          <w:p>
+            <w:pPr>
+              <w:autoSpaceDE w:val="0"/>
+              <w:autoSpaceDN w:val="0"/>
+              <w:adjustRightInd w:val="0"/>
+              <w:rPr>
+                <w:sz w:val="16"/>
+                <w:szCs w:val="16"/>
+              </w:rPr>
+            </w:pPr>
+          </w:p>
+        </w:tc>
+        <w:tc>
+          <w:tcPr>
+            <w:tcW w:w="1985" w:type="dxa"/>
+            <w:gridSpan w:val="2"/>
+          </w:tcPr>
+          <w:p>
+            <w:pPr>
+              <w:autoSpaceDE w:val="0"/>
+              <w:autoSpaceDN w:val="0"/>
+              <w:adjustRightInd w:val="0"/>
+              <w:jc w:val="center"/>
+              <w:rPr>
+                <w:sz w:val="16"/>
+                <w:szCs w:val="16"/>
+              </w:rPr>
+            </w:pPr>
+            <w:r>
+              <w:rPr>
+                <w:sz w:val="16"/>
+                <w:szCs w:val="16"/>
+              </w:rPr>
+              <w:t>дата</w:t>
+            </w:r>
+          </w:p>
+        </w:tc>
+        <w:tc>
+          <w:tcPr>
+            <w:tcW w:w="1835" w:type="dxa"/>
+          </w:tcPr>
+          <w:p>
+            <w:pPr>
+              <w:autoSpaceDE w:val="0"/>
+              <w:autoSpaceDN w:val="0"/>
+              <w:adjustRightInd w:val="0"/>
+              <w:jc w:val="center"/>
+              <w:rPr>
+                <w:sz w:val="16"/>
+                <w:szCs w:val="16"/>
+              </w:rPr>
+            </w:pPr>
+            <w:r>
+              <w:rPr>
+                <w:sz w:val="16"/>
+                <w:szCs w:val="16"/>
+              </w:rPr>
+              <w:t>подпись</w:t>
+            </w:r>
+          </w:p>
+        </w:tc>
+      </w:tr>
+      <w:tr>
+        <w:trPr>
+          <w:gridAfter w:val="1"/>
+          <w:wAfter w:w="149" w:type="dxa"/>
+        </w:trPr>
+        <w:tc>
+          <w:tcPr>
+            <w:tcW w:w="6374" w:type="dxa"/>
+            <w:gridSpan w:val="3"/>
+          </w:tcPr>
+          <w:p>
+            <w:pPr>
+              <w:autoSpaceDE w:val="0"/>
+              <w:autoSpaceDN w:val="0"/>
+              <w:adjustRightInd w:val="0"/>
+            </w:pPr>
+            <w:r>
+              <w:t>Ответственный за проведение радиационного контроля:</w:t>
+            </w:r>
+          </w:p>
+        </w:tc>
+        <w:tc>
+          <w:tcPr>
+            <w:tcW w:w="1985" w:type="dxa"/>
+            <w:gridSpan w:val="2"/>
+          </w:tcPr>
+          <w:p>
+            <w:pPr>
+              <w:autoSpaceDE w:val="0"/>
+              <w:autoSpaceDN w:val="0"/>
+              <w:adjustRightInd w:val="0"/>
+              <w:jc w:val="center"/>
+              <w:rPr>
+                <w:b/>
+                <w:u w:val="single"/>
+              </w:rPr>
+            </w:pPr>
+            <w:r>
+              <w:rPr>
+                <w:b/>
+                <w:u w:val="single"/>
+              </w:rPr>
+              <w:t xml:space="preserve">19.03.26</w:t>
+            </w:r>
+          </w:p>
+        </w:tc>
+        <w:tc>
+          <w:tcPr>
+            <w:tcW w:w="1835" w:type="dxa"/>
+          </w:tcPr>
+          <w:p>
+            <w:pPr>
+              <w:autoSpaceDE w:val="0"/>
+              <w:autoSpaceDN w:val="0"/>
+              <w:adjustRightInd w:val="0"/>
+            </w:pPr>
+            <w:r>
+              <w:t>____________</w:t>
+            </w:r>
+          </w:p>
+        </w:tc>
+      </w:tr>
+      <w:tr>
+        <w:trPr>
+          <w:gridAfter w:val="1"/>
+          <w:wAfter w:w="149" w:type="dxa"/>
+        </w:trPr>
+        <w:tc>
+          <w:tcPr>
+            <w:tcW w:w="6374" w:type="dxa"/>
+            <w:gridSpan w:val="3"/>
+          </w:tcPr>
+          <w:p>
+            <w:pPr>
+              <w:autoSpaceDE w:val="0"/>
+              <w:autoSpaceDN w:val="0"/>
+              <w:adjustRightInd w:val="0"/>
+              <w:rPr>
+                <w:sz w:val="16"/>
+                <w:szCs w:val="16"/>
+              </w:rPr>
+            </w:pPr>
+          </w:p>
+        </w:tc>
+        <w:tc>
+          <w:tcPr>
+            <w:tcW w:w="1985" w:type="dxa"/>
+            <w:gridSpan w:val="2"/>
+          </w:tcPr>
+          <w:p>
+            <w:pPr>
+              <w:autoSpaceDE w:val="0"/>
+              <w:autoSpaceDN w:val="0"/>
+              <w:adjustRightInd w:val="0"/>
+              <w:jc w:val="center"/>
+              <w:rPr>
+                <w:sz w:val="16"/>
+                <w:szCs w:val="16"/>
+              </w:rPr>
+            </w:pPr>
+            <w:r>
+              <w:rPr>
+                <w:sz w:val="16"/>
+                <w:szCs w:val="16"/>
+              </w:rPr>
+              <w:t>дата</w:t>
+            </w:r>
+          </w:p>
+        </w:tc>
+        <w:tc>
+          <w:tcPr>
+            <w:tcW w:w="1835" w:type="dxa"/>
+          </w:tcPr>
+          <w:p>
+            <w:pPr>
+              <w:autoSpaceDE w:val="0"/>
+              <w:autoSpaceDN w:val="0"/>
+              <w:adjustRightInd w:val="0"/>
+              <w:jc w:val="center"/>
+              <w:rPr>
+                <w:sz w:val="16"/>
+                <w:szCs w:val="16"/>
+              </w:rPr>
+            </w:pPr>
+            <w:r>
+              <w:rPr>
+                <w:sz w:val="16"/>
+                <w:szCs w:val="16"/>
+              </w:rPr>
+              <w:t>подпись</w:t>
+            </w:r>
+          </w:p>
+        </w:tc>
+      </w:tr>
+      <w:tr>
+        <w:trPr>
+          <w:gridAfter w:val="1"/>
+          <w:wAfter w:w="149" w:type="dxa"/>
+        </w:trPr>
+        <w:tc>
+          <w:tcPr>
+            <w:tcW w:w="6374" w:type="dxa"/>
+            <w:gridSpan w:val="3"/>
+          </w:tcPr>
+          <w:p>
+            <w:pPr>
+              <w:autoSpaceDE w:val="0"/>
+              <w:autoSpaceDN w:val="0"/>
+              <w:adjustRightInd w:val="0"/>
+            </w:pPr>
+            <w:r>
+              <w:t>Ответственный исполнитель работ:</w:t>
+            </w:r>
+          </w:p>
+        </w:tc>
+        <w:tc>
+          <w:tcPr>
+            <w:tcW w:w="1985" w:type="dxa"/>
+            <w:gridSpan w:val="2"/>
+          </w:tcPr>
+          <w:p>
+            <w:pPr>
+              <w:autoSpaceDE w:val="0"/>
+              <w:autoSpaceDN w:val="0"/>
+              <w:adjustRightInd w:val="0"/>
+              <w:jc w:val="center"/>
+              <w:rPr>
+                <w:b/>
+                <w:u w:val="single"/>
+              </w:rPr>
+            </w:pPr>
+            <w:r>
+              <w:rPr>
+                <w:b/>
+                <w:u w:val="single"/>
+              </w:rPr>
+              <w:t xml:space="preserve">19.03.26</w:t>
+            </w:r>
+          </w:p>
+        </w:tc>
+        <w:tc>
+          <w:tcPr>
+            <w:tcW w:w="1835" w:type="dxa"/>
+          </w:tcPr>
+          <w:p>
+            <w:pPr>
+              <w:autoSpaceDE w:val="0"/>
+              <w:autoSpaceDN w:val="0"/>
+              <w:adjustRightInd w:val="0"/>
+            </w:pPr>
+            <w:r>
+              <w:t>____________</w:t>
+            </w:r>
+          </w:p>
+        </w:tc>
+      </w:tr>
+      <w:tr>
+        <w:trPr>
+          <w:gridAfter w:val="1"/>
+          <w:wAfter w:w="149" w:type="dxa"/>
+        </w:trPr>
+        <w:tc>
+          <w:tcPr>
+            <w:tcW w:w="6374" w:type="dxa"/>
+            <w:gridSpan w:val="3"/>
+          </w:tcPr>
+          <w:p>
+            <w:pPr>
+              <w:autoSpaceDE w:val="0"/>
+              <w:autoSpaceDN w:val="0"/>
+              <w:adjustRightInd w:val="0"/>
+              <w:rPr>
+                <w:sz w:val="16"/>
+                <w:szCs w:val="16"/>
+              </w:rPr>
+            </w:pPr>
+          </w:p>
+        </w:tc>
+        <w:tc>
+          <w:tcPr>
+            <w:tcW w:w="1985" w:type="dxa"/>
+            <w:gridSpan w:val="2"/>
+          </w:tcPr>
+          <w:p>
+            <w:pPr>
+              <w:autoSpaceDE w:val="0"/>
+              <w:autoSpaceDN w:val="0"/>
+              <w:adjustRightInd w:val="0"/>
+              <w:jc w:val="center"/>
+              <w:rPr>
+                <w:sz w:val="16"/>
+                <w:szCs w:val="16"/>
+              </w:rPr>
+            </w:pPr>
+            <w:r>
+              <w:rPr>
+                <w:sz w:val="16"/>
+                <w:szCs w:val="16"/>
+              </w:rPr>
+              <w:t>дата</w:t>
+            </w:r>
+          </w:p>
+        </w:tc>
+        <w:tc>
+          <w:tcPr>
+            <w:tcW w:w="1835" w:type="dxa"/>
+          </w:tcPr>
+          <w:p>
+            <w:pPr>
+              <w:autoSpaceDE w:val="0"/>
+              <w:autoSpaceDN w:val="0"/>
+              <w:adjustRightInd w:val="0"/>
+              <w:jc w:val="center"/>
+              <w:rPr>
+                <w:sz w:val="16"/>
+                <w:szCs w:val="16"/>
+              </w:rPr>
+            </w:pPr>
+            <w:r>
+              <w:rPr>
+                <w:sz w:val="16"/>
+                <w:szCs w:val="16"/>
+              </w:rPr>
+              <w:t>подпись</w:t>
+            </w:r>
+          </w:p>
+        </w:tc>
+      </w:tr>
+      <w:tr>
+        <w:trPr>
+          <w:gridAfter w:val="1"/>
+          <w:wAfter w:w="149" w:type="dxa"/>
+        </w:trPr>
+        <w:tc>
+          <w:tcPr>
+            <w:tcW w:w="10194" w:type="dxa"/>
+            <w:gridSpan w:val="6"/>
+          </w:tcPr>
+          <w:p>
+            <w:pPr>
+              <w:autoSpaceDE w:val="0"/>
+              <w:autoSpaceDN w:val="0"/>
+              <w:adjustRightInd w:val="0"/>
+              <w:spacing w:before="120"/>
+            </w:pPr>
+            <w:r>
+              <w:t>16.</w:t>
+            </w:r>
+            <w:r>
+              <w:t xml:space="preserve">Работы начаты в ______ часов ______ </w:t>
+            </w:r>
+            <w:proofErr w:type="gramStart"/>
+            <w:r>
+              <w:t>минут</w:t>
+            </w:r>
+            <w:r>
+              <w:t xml:space="preserve">  </w:t>
+            </w:r>
+            <w:r>
+              <w:rPr>
+                <w:b/>
+                <w:u w:val="single"/>
+              </w:rPr>
+              <w:t xml:space="preserve">19.03</w:t>
+            </w:r>
+            <w:r>
+              <w:rPr>
+                <w:b/>
+                <w:u w:val="single"/>
+              </w:rPr>
+              <w:t>.</w:t>
+            </w:r>
+            <w:r>
+              <w:rPr>
+                <w:b/>
+                <w:u w:val="single"/>
+              </w:rPr>
+              <w:t xml:space="preserve">2026г.</w:t>
+            </w:r>
+          </w:p>
+        </w:tc>
+      </w:tr>
+      <w:tr>
+        <w:trPr>
+          <w:gridAfter w:val="1"/>
+          <w:wAfter w:w="149" w:type="dxa"/>
+          <w:trHeight w:val="305"/>
+        </w:trPr>
+        <w:tc>
+          <w:tcPr>
+            <w:tcW w:w="6232" w:type="dxa"/>
+            <w:gridSpan w:val="2"/>
+          </w:tcPr>
+          <w:p>
+            <w:pPr>
+              <w:autoSpaceDE w:val="0"/>
+              <w:autoSpaceDN w:val="0"/>
+              <w:adjustRightInd w:val="0"/>
+            </w:pPr>
+            <w:r>
+              <w:t>Ответственный руководитель работ:</w:t>
+            </w:r>
+          </w:p>
+        </w:tc>
+        <w:tc>
+          <w:tcPr>
+            <w:tcW w:w="2127" w:type="dxa"/>
+            <w:gridSpan w:val="3"/>
+          </w:tcPr>
+          <w:p>
+            <w:pPr>
+              <w:autoSpaceDE w:val="0"/>
+              <w:autoSpaceDN w:val="0"/>
+              <w:adjustRightInd w:val="0"/>
+            </w:pPr>
+          </w:p>
+        </w:tc>
+        <w:tc>
+          <w:tcPr>
+            <w:tcW w:w="1835" w:type="dxa"/>
+          </w:tcPr>
+          <w:p>
+            <w:pPr>
+              <w:autoSpaceDE w:val="0"/>
+              <w:autoSpaceDN w:val="0"/>
+              <w:adjustRightInd w:val="0"/>
+              <w:spacing w:before="120"/>
+            </w:pPr>
+            <w:r>
+              <w:t>____________</w:t>
+            </w:r>
+          </w:p>
+        </w:tc>
+      </w:tr>
+      <w:tr>
+        <w:trPr>
+          <w:gridAfter w:val="1"/>
+          <w:wAfter w:w="149" w:type="dxa"/>
+        </w:trPr>
+        <w:tc>
+          <w:tcPr>
+            <w:tcW w:w="6232" w:type="dxa"/>
+            <w:gridSpan w:val="2"/>
+          </w:tcPr>
+          <w:p>
+            <w:pPr>
+              <w:autoSpaceDE w:val="0"/>
+              <w:autoSpaceDN w:val="0"/>
+              <w:adjustRightInd w:val="0"/>
+              <w:rPr>
+                <w:sz w:val="16"/>
+                <w:szCs w:val="16"/>
+              </w:rPr>
+            </w:pPr>
+          </w:p>
+        </w:tc>
+        <w:tc>
+          <w:tcPr>
+            <w:tcW w:w="2127" w:type="dxa"/>
+            <w:gridSpan w:val="3"/>
+          </w:tcPr>
+          <w:p>
+            <w:pPr>
+              <w:autoSpaceDE w:val="0"/>
+              <w:autoSpaceDN w:val="0"/>
+              <w:adjustRightInd w:val="0"/>
+              <w:rPr>
+                <w:sz w:val="16"/>
+                <w:szCs w:val="16"/>
+              </w:rPr>
+            </w:pPr>
+          </w:p>
+        </w:tc>
+        <w:tc>
+          <w:tcPr>
+            <w:tcW w:w="1835" w:type="dxa"/>
+          </w:tcPr>
+          <w:p>
+            <w:pPr>
+              <w:autoSpaceDE w:val="0"/>
+              <w:autoSpaceDN w:val="0"/>
+              <w:adjustRightInd w:val="0"/>
+              <w:jc w:val="center"/>
+              <w:rPr>
+                <w:sz w:val="16"/>
+                <w:szCs w:val="16"/>
+              </w:rPr>
+            </w:pPr>
+            <w:r>
+              <w:rPr>
+                <w:sz w:val="16"/>
+                <w:szCs w:val="16"/>
+              </w:rPr>
+              <w:t>подпись</w:t>
+            </w:r>
+          </w:p>
+        </w:tc>
+      </w:tr>
+      <w:tr>
+        <w:trPr>
+          <w:gridAfter w:val="1"/>
+          <w:wAfter w:w="149" w:type="dxa"/>
+          <w:trHeight w:val="329"/>
+        </w:trPr>
+        <w:tc>
+          <w:tcPr>
+            <w:tcW w:w="6232" w:type="dxa"/>
+            <w:gridSpan w:val="2"/>
+          </w:tcPr>
+          <w:p>
+            <w:pPr>
+              <w:autoSpaceDE w:val="0"/>
+              <w:autoSpaceDN w:val="0"/>
+              <w:adjustRightInd w:val="0"/>
+            </w:pPr>
+            <w:r>
+              <w:t>Ответственный за проведение радиационного контроля:</w:t>
+            </w:r>
+          </w:p>
+        </w:tc>
+        <w:tc>
+          <w:tcPr>
+            <w:tcW w:w="2127" w:type="dxa"/>
+            <w:gridSpan w:val="3"/>
+          </w:tcPr>
+          <w:p>
+            <w:pPr>
+              <w:autoSpaceDE w:val="0"/>
+              <w:autoSpaceDN w:val="0"/>
+              <w:adjustRightInd w:val="0"/>
+            </w:pPr>
+          </w:p>
+        </w:tc>
+        <w:tc>
+          <w:tcPr>
+            <w:tcW w:w="1835" w:type="dxa"/>
+          </w:tcPr>
+          <w:p>
+            <w:pPr>
+              <w:autoSpaceDE w:val="0"/>
+              <w:autoSpaceDN w:val="0"/>
+              <w:adjustRightInd w:val="0"/>
+              <w:spacing w:before="120"/>
+            </w:pPr>
+            <w:r>
+              <w:t>____________</w:t>
+            </w:r>
+          </w:p>
+        </w:tc>
+      </w:tr>
+      <w:tr>
+        <w:trPr>
+          <w:gridAfter w:val="1"/>
+          <w:wAfter w:w="149" w:type="dxa"/>
+        </w:trPr>
+        <w:tc>
+          <w:tcPr>
+            <w:tcW w:w="6232" w:type="dxa"/>
+            <w:gridSpan w:val="2"/>
+          </w:tcPr>
+          <w:p>
+            <w:pPr>
+              <w:autoSpaceDE w:val="0"/>
+              <w:autoSpaceDN w:val="0"/>
+              <w:adjustRightInd w:val="0"/>
+              <w:rPr>
+                <w:sz w:val="16"/>
+                <w:szCs w:val="16"/>
+              </w:rPr>
+            </w:pPr>
+          </w:p>
+        </w:tc>
+        <w:tc>
+          <w:tcPr>
+            <w:tcW w:w="2127" w:type="dxa"/>
+            <w:gridSpan w:val="3"/>
+          </w:tcPr>
+          <w:p>
+            <w:pPr>
+              <w:autoSpaceDE w:val="0"/>
+              <w:autoSpaceDN w:val="0"/>
+              <w:adjustRightInd w:val="0"/>
+              <w:rPr>
+                <w:sz w:val="16"/>
+                <w:szCs w:val="16"/>
+              </w:rPr>
+            </w:pPr>
+          </w:p>
+        </w:tc>
+        <w:tc>
+          <w:tcPr>
+            <w:tcW w:w="1835" w:type="dxa"/>
+          </w:tcPr>
+          <w:p>
+            <w:pPr>
+              <w:autoSpaceDE w:val="0"/>
+              <w:autoSpaceDN w:val="0"/>
+              <w:adjustRightInd w:val="0"/>
+              <w:jc w:val="center"/>
+              <w:rPr>
+                <w:sz w:val="16"/>
+                <w:szCs w:val="16"/>
+              </w:rPr>
+            </w:pPr>
+            <w:r>
+              <w:rPr>
+                <w:sz w:val="16"/>
+                <w:szCs w:val="16"/>
+              </w:rPr>
+              <w:t>подпись</w:t>
+            </w:r>
+          </w:p>
+        </w:tc>
+      </w:tr>
+    </w:tbl>
     <w:p>
       <w:pPr>
         <w:autoSpaceDE w:val="0"/>
@@ -2479,7 +3505,10 @@
               </w:rPr>
             </w:pPr>
             <w:r>
-              <w:t>13.03.26</w:t>
+              <w:rPr>
+                <w:lang w:val="en-US"/>
+              </w:rPr>
+              <w:t xml:space="preserve">19.03.26</w:t>
             </w:r>
           </w:p>
         </w:tc>
@@ -2545,200 +3574,766 @@
         <w:spacing w:before="120"/>
       </w:pPr>
       <w:r>
-        <w:t>18. Работы окончены, рабочие места проверены, материалы, инструменты, приспособления и т.д. убраны, персонал выведен.</w:t>
+        <w:br/>
       </w:r>
     </w:p>
+    <w:tbl>
+      <w:tblPr>
+        <w:tblStyle w:val="a3"/>
+        <w:tblW w:w="0" w:type="auto"/>
+        <w:tblLook w:val="04A0" w:firstRow="1" w:lastRow="0" w:firstColumn="1" w:lastColumn="0" w:noHBand="0" w:noVBand="1"/>
+      </w:tblPr>
+      <w:tblGrid>
+        <w:gridCol w:w="6043"/>
+        <w:gridCol w:w="2255"/>
+        <w:gridCol w:w="1896"/>
+      </w:tblGrid>
+      <w:tr>
+        <w:tc>
+          <w:tcPr>
+            <w:tcW w:w="10194" w:type="dxa"/>
+            <w:gridSpan w:val="3"/>
+            <w:tcBorders>
+              <w:top w:val="nil"/>
+              <w:left w:val="nil"/>
+              <w:bottom w:val="nil"/>
+              <w:right w:val="nil"/>
+            </w:tcBorders>
+          </w:tcPr>
+          <w:p>
+            <w:pPr>
+              <w:autoSpaceDE w:val="0"/>
+              <w:autoSpaceDN w:val="0"/>
+              <w:adjustRightInd w:val="0"/>
+              <w:spacing w:before="120"/>
+            </w:pPr>
+            <w:r>
+              <w:t>18. Работы окончены, рабочие места проверены, материалы, инструменты, приспособления и т.д. убраны, персонал выведен.</w:t>
+            </w:r>
+          </w:p>
+        </w:tc>
+      </w:tr>
+      <w:tr>
+        <w:tc>
+          <w:tcPr>
+            <w:tcW w:w="10194" w:type="dxa"/>
+            <w:gridSpan w:val="3"/>
+            <w:tcBorders>
+              <w:top w:val="nil"/>
+              <w:left w:val="nil"/>
+              <w:bottom w:val="nil"/>
+              <w:right w:val="nil"/>
+            </w:tcBorders>
+          </w:tcPr>
+          <w:p>
+            <w:pPr>
+              <w:autoSpaceDE w:val="0"/>
+              <w:autoSpaceDN w:val="0"/>
+              <w:adjustRightInd w:val="0"/>
+              <w:spacing w:before="120"/>
+            </w:pPr>
+            <w:r>
+              <w:t xml:space="preserve">Наряд закрыт в _______ часов _______ </w:t>
+            </w:r>
+            <w:proofErr w:type="gramStart"/>
+            <w:r>
+              <w:t xml:space="preserve">минут </w:t>
+            </w:r>
+            <w:r>
+              <w:t xml:space="preserve"> </w:t>
+            </w:r>
+            <w:r>
+              <w:rPr>
+                <w:b/>
+                <w:u w:val="single"/>
+              </w:rPr>
+              <w:t xml:space="preserve">19.03</w:t>
+            </w:r>
+            <w:r>
+              <w:rPr>
+                <w:b/>
+                <w:u w:val="single"/>
+              </w:rPr>
+              <w:t>.</w:t>
+            </w:r>
+            <w:r>
+              <w:rPr>
+                <w:b/>
+                <w:u w:val="single"/>
+              </w:rPr>
+              <w:t xml:space="preserve">2026г.</w:t>
+            </w:r>
+          </w:p>
+        </w:tc>
+      </w:tr>
+      <w:tr>
+        <w:tc>
+          <w:tcPr>
+            <w:tcW w:w="6043" w:type="dxa"/>
+            <w:tcBorders>
+              <w:top w:val="nil"/>
+              <w:left w:val="nil"/>
+              <w:bottom w:val="nil"/>
+              <w:right w:val="nil"/>
+            </w:tcBorders>
+          </w:tcPr>
+          <w:p>
+            <w:pPr>
+              <w:autoSpaceDE w:val="0"/>
+              <w:autoSpaceDN w:val="0"/>
+              <w:adjustRightInd w:val="0"/>
+              <w:spacing w:before="120"/>
+            </w:pPr>
+            <w:r>
+              <w:t>Ответственный руководитель работ:</w:t>
+            </w:r>
+          </w:p>
+        </w:tc>
+        <w:tc>
+          <w:tcPr>
+            <w:tcW w:w="2255" w:type="dxa"/>
+            <w:tcBorders>
+              <w:top w:val="nil"/>
+              <w:left w:val="nil"/>
+              <w:bottom w:val="nil"/>
+              <w:right w:val="nil"/>
+            </w:tcBorders>
+          </w:tcPr>
+          <w:p>
+            <w:pPr>
+              <w:autoSpaceDE w:val="0"/>
+              <w:autoSpaceDN w:val="0"/>
+              <w:adjustRightInd w:val="0"/>
+              <w:spacing w:before="120"/>
+              <w:jc w:val="center"/>
+              <w:rPr>
+                <w:b/>
+                <w:u w:val="single"/>
+                <w:lang w:val="en-US"/>
+              </w:rPr>
+            </w:pPr>
+            <w:r>
+              <w:rPr>
+                <w:b/>
+                <w:u w:val="single"/>
+                <w:lang w:val="en-US"/>
+              </w:rPr>
+              <w:t xml:space="preserve">19.03.26</w:t>
+            </w:r>
+          </w:p>
+        </w:tc>
+        <w:tc>
+          <w:tcPr>
+            <w:tcW w:w="1896" w:type="dxa"/>
+            <w:tcBorders>
+              <w:top w:val="nil"/>
+              <w:left w:val="nil"/>
+              <w:bottom w:val="nil"/>
+              <w:right w:val="nil"/>
+            </w:tcBorders>
+          </w:tcPr>
+          <w:p>
+            <w:pPr>
+              <w:autoSpaceDE w:val="0"/>
+              <w:autoSpaceDN w:val="0"/>
+              <w:adjustRightInd w:val="0"/>
+              <w:spacing w:before="120"/>
+              <w:jc w:val="center"/>
+            </w:pPr>
+            <w:r>
+              <w:t>______________</w:t>
+            </w:r>
+          </w:p>
+        </w:tc>
+      </w:tr>
+      <w:tr>
+        <w:tc>
+          <w:tcPr>
+            <w:tcW w:w="6043" w:type="dxa"/>
+            <w:tcBorders>
+              <w:top w:val="nil"/>
+              <w:left w:val="nil"/>
+              <w:bottom w:val="nil"/>
+              <w:right w:val="nil"/>
+            </w:tcBorders>
+          </w:tcPr>
+          <w:p>
+            <w:pPr>
+              <w:autoSpaceDE w:val="0"/>
+              <w:autoSpaceDN w:val="0"/>
+              <w:adjustRightInd w:val="0"/>
+              <w:rPr>
+                <w:sz w:val="16"/>
+                <w:szCs w:val="16"/>
+              </w:rPr>
+            </w:pPr>
+          </w:p>
+        </w:tc>
+        <w:tc>
+          <w:tcPr>
+            <w:tcW w:w="2255" w:type="dxa"/>
+            <w:tcBorders>
+              <w:top w:val="nil"/>
+              <w:left w:val="nil"/>
+              <w:bottom w:val="nil"/>
+              <w:right w:val="nil"/>
+            </w:tcBorders>
+          </w:tcPr>
+          <w:p>
+            <w:pPr>
+              <w:autoSpaceDE w:val="0"/>
+              <w:autoSpaceDN w:val="0"/>
+              <w:adjustRightInd w:val="0"/>
+              <w:jc w:val="center"/>
+              <w:rPr>
+                <w:sz w:val="16"/>
+                <w:szCs w:val="16"/>
+              </w:rPr>
+            </w:pPr>
+            <w:r>
+              <w:rPr>
+                <w:sz w:val="16"/>
+                <w:szCs w:val="16"/>
+              </w:rPr>
+              <w:t>дата</w:t>
+            </w:r>
+          </w:p>
+        </w:tc>
+        <w:tc>
+          <w:tcPr>
+            <w:tcW w:w="1896" w:type="dxa"/>
+            <w:tcBorders>
+              <w:top w:val="nil"/>
+              <w:left w:val="nil"/>
+              <w:bottom w:val="nil"/>
+              <w:right w:val="nil"/>
+            </w:tcBorders>
+          </w:tcPr>
+          <w:p>
+            <w:pPr>
+              <w:autoSpaceDE w:val="0"/>
+              <w:autoSpaceDN w:val="0"/>
+              <w:adjustRightInd w:val="0"/>
+              <w:jc w:val="center"/>
+              <w:rPr>
+                <w:sz w:val="16"/>
+                <w:szCs w:val="16"/>
+              </w:rPr>
+            </w:pPr>
+            <w:r>
+              <w:rPr>
+                <w:sz w:val="16"/>
+                <w:szCs w:val="16"/>
+              </w:rPr>
+              <w:t>подпись</w:t>
+            </w:r>
+          </w:p>
+        </w:tc>
+      </w:tr>
+      <w:tr>
+        <w:tc>
+          <w:tcPr>
+            <w:tcW w:w="6043" w:type="dxa"/>
+            <w:tcBorders>
+              <w:top w:val="nil"/>
+              <w:left w:val="nil"/>
+              <w:bottom w:val="nil"/>
+              <w:right w:val="nil"/>
+            </w:tcBorders>
+          </w:tcPr>
+          <w:p>
+            <w:pPr>
+              <w:autoSpaceDE w:val="0"/>
+              <w:autoSpaceDN w:val="0"/>
+              <w:adjustRightInd w:val="0"/>
+              <w:spacing w:before="120"/>
+            </w:pPr>
+            <w:r>
+              <w:t>Ответственный за проведение радиационного контроля:</w:t>
+            </w:r>
+          </w:p>
+        </w:tc>
+        <w:tc>
+          <w:tcPr>
+            <w:tcW w:w="2255" w:type="dxa"/>
+            <w:tcBorders>
+              <w:top w:val="nil"/>
+              <w:left w:val="nil"/>
+              <w:bottom w:val="nil"/>
+              <w:right w:val="nil"/>
+            </w:tcBorders>
+          </w:tcPr>
+          <w:p>
+            <w:pPr>
+              <w:autoSpaceDE w:val="0"/>
+              <w:autoSpaceDN w:val="0"/>
+              <w:adjustRightInd w:val="0"/>
+              <w:spacing w:before="120"/>
+              <w:jc w:val="center"/>
+              <w:rPr>
+                <w:b/>
+                <w:u w:val="single"/>
+                <w:lang w:val="en-US"/>
+              </w:rPr>
+            </w:pPr>
+            <w:r>
+              <w:rPr>
+                <w:b/>
+                <w:u w:val="single"/>
+                <w:lang w:val="en-US"/>
+              </w:rPr>
+              <w:t xml:space="preserve">19.03.26</w:t>
+            </w:r>
+          </w:p>
+        </w:tc>
+        <w:tc>
+          <w:tcPr>
+            <w:tcW w:w="1896" w:type="dxa"/>
+            <w:tcBorders>
+              <w:top w:val="nil"/>
+              <w:left w:val="nil"/>
+              <w:bottom w:val="nil"/>
+              <w:right w:val="nil"/>
+            </w:tcBorders>
+          </w:tcPr>
+          <w:p>
+            <w:pPr>
+              <w:autoSpaceDE w:val="0"/>
+              <w:autoSpaceDN w:val="0"/>
+              <w:adjustRightInd w:val="0"/>
+              <w:spacing w:before="120"/>
+              <w:jc w:val="center"/>
+            </w:pPr>
+            <w:r>
+              <w:t>______________</w:t>
+            </w:r>
+          </w:p>
+        </w:tc>
+      </w:tr>
+      <w:tr>
+        <w:tc>
+          <w:tcPr>
+            <w:tcW w:w="6043" w:type="dxa"/>
+            <w:tcBorders>
+              <w:top w:val="nil"/>
+              <w:left w:val="nil"/>
+              <w:bottom w:val="nil"/>
+              <w:right w:val="nil"/>
+            </w:tcBorders>
+          </w:tcPr>
+          <w:p>
+            <w:pPr>
+              <w:autoSpaceDE w:val="0"/>
+              <w:autoSpaceDN w:val="0"/>
+              <w:adjustRightInd w:val="0"/>
+              <w:rPr>
+                <w:sz w:val="16"/>
+                <w:szCs w:val="16"/>
+              </w:rPr>
+            </w:pPr>
+          </w:p>
+        </w:tc>
+        <w:tc>
+          <w:tcPr>
+            <w:tcW w:w="2255" w:type="dxa"/>
+            <w:tcBorders>
+              <w:top w:val="nil"/>
+              <w:left w:val="nil"/>
+              <w:bottom w:val="nil"/>
+              <w:right w:val="nil"/>
+            </w:tcBorders>
+          </w:tcPr>
+          <w:p>
+            <w:pPr>
+              <w:autoSpaceDE w:val="0"/>
+              <w:autoSpaceDN w:val="0"/>
+              <w:adjustRightInd w:val="0"/>
+              <w:jc w:val="center"/>
+              <w:rPr>
+                <w:sz w:val="16"/>
+                <w:szCs w:val="16"/>
+              </w:rPr>
+            </w:pPr>
+            <w:r>
+              <w:rPr>
+                <w:sz w:val="16"/>
+                <w:szCs w:val="16"/>
+              </w:rPr>
+              <w:t>дата</w:t>
+            </w:r>
+          </w:p>
+        </w:tc>
+        <w:tc>
+          <w:tcPr>
+            <w:tcW w:w="1896" w:type="dxa"/>
+            <w:tcBorders>
+              <w:top w:val="nil"/>
+              <w:left w:val="nil"/>
+              <w:bottom w:val="nil"/>
+              <w:right w:val="nil"/>
+            </w:tcBorders>
+          </w:tcPr>
+          <w:p>
+            <w:pPr>
+              <w:autoSpaceDE w:val="0"/>
+              <w:autoSpaceDN w:val="0"/>
+              <w:adjustRightInd w:val="0"/>
+              <w:jc w:val="center"/>
+              <w:rPr>
+                <w:sz w:val="16"/>
+                <w:szCs w:val="16"/>
+              </w:rPr>
+            </w:pPr>
+            <w:r>
+              <w:rPr>
+                <w:sz w:val="16"/>
+                <w:szCs w:val="16"/>
+              </w:rPr>
+              <w:t>подпись</w:t>
+            </w:r>
+          </w:p>
+        </w:tc>
+      </w:tr>
+      <w:tr>
+        <w:tc>
+          <w:tcPr>
+            <w:tcW w:w="6043" w:type="dxa"/>
+            <w:tcBorders>
+              <w:top w:val="nil"/>
+              <w:left w:val="nil"/>
+              <w:bottom w:val="nil"/>
+              <w:right w:val="nil"/>
+            </w:tcBorders>
+          </w:tcPr>
+          <w:p>
+            <w:pPr>
+              <w:autoSpaceDE w:val="0"/>
+              <w:autoSpaceDN w:val="0"/>
+              <w:adjustRightInd w:val="0"/>
+              <w:spacing w:before="120"/>
+            </w:pPr>
+            <w:r>
+              <w:t>Ответственный исполнитель работ:</w:t>
+            </w:r>
+          </w:p>
+        </w:tc>
+        <w:tc>
+          <w:tcPr>
+            <w:tcW w:w="2255" w:type="dxa"/>
+            <w:tcBorders>
+              <w:top w:val="nil"/>
+              <w:left w:val="nil"/>
+              <w:bottom w:val="nil"/>
+              <w:right w:val="nil"/>
+            </w:tcBorders>
+          </w:tcPr>
+          <w:p>
+            <w:pPr>
+              <w:autoSpaceDE w:val="0"/>
+              <w:autoSpaceDN w:val="0"/>
+              <w:adjustRightInd w:val="0"/>
+              <w:spacing w:before="120"/>
+              <w:jc w:val="center"/>
+              <w:rPr>
+                <w:b/>
+                <w:u w:val="single"/>
+                <w:lang w:val="en-US"/>
+              </w:rPr>
+            </w:pPr>
+            <w:r>
+              <w:rPr>
+                <w:b/>
+                <w:u w:val="single"/>
+                <w:lang w:val="en-US"/>
+              </w:rPr>
+              <w:t xml:space="preserve">19.03.26</w:t>
+            </w:r>
+          </w:p>
+        </w:tc>
+        <w:tc>
+          <w:tcPr>
+            <w:tcW w:w="1896" w:type="dxa"/>
+            <w:tcBorders>
+              <w:top w:val="nil"/>
+              <w:left w:val="nil"/>
+              <w:bottom w:val="nil"/>
+              <w:right w:val="nil"/>
+            </w:tcBorders>
+          </w:tcPr>
+          <w:p>
+            <w:pPr>
+              <w:autoSpaceDE w:val="0"/>
+              <w:autoSpaceDN w:val="0"/>
+              <w:adjustRightInd w:val="0"/>
+              <w:spacing w:before="120"/>
+              <w:jc w:val="center"/>
+            </w:pPr>
+            <w:r>
+              <w:t>______________</w:t>
+            </w:r>
+          </w:p>
+        </w:tc>
+      </w:tr>
+      <w:tr>
+        <w:tc>
+          <w:tcPr>
+            <w:tcW w:w="6043" w:type="dxa"/>
+            <w:tcBorders>
+              <w:top w:val="nil"/>
+              <w:left w:val="nil"/>
+              <w:bottom w:val="nil"/>
+              <w:right w:val="nil"/>
+            </w:tcBorders>
+          </w:tcPr>
+          <w:p>
+            <w:pPr>
+              <w:autoSpaceDE w:val="0"/>
+              <w:autoSpaceDN w:val="0"/>
+              <w:adjustRightInd w:val="0"/>
+              <w:rPr>
+                <w:sz w:val="16"/>
+                <w:szCs w:val="16"/>
+              </w:rPr>
+            </w:pPr>
+          </w:p>
+        </w:tc>
+        <w:tc>
+          <w:tcPr>
+            <w:tcW w:w="2255" w:type="dxa"/>
+            <w:tcBorders>
+              <w:top w:val="nil"/>
+              <w:left w:val="nil"/>
+              <w:bottom w:val="nil"/>
+              <w:right w:val="nil"/>
+            </w:tcBorders>
+          </w:tcPr>
+          <w:p>
+            <w:pPr>
+              <w:autoSpaceDE w:val="0"/>
+              <w:autoSpaceDN w:val="0"/>
+              <w:adjustRightInd w:val="0"/>
+              <w:jc w:val="center"/>
+              <w:rPr>
+                <w:sz w:val="16"/>
+                <w:szCs w:val="16"/>
+              </w:rPr>
+            </w:pPr>
+            <w:r>
+              <w:rPr>
+                <w:sz w:val="16"/>
+                <w:szCs w:val="16"/>
+              </w:rPr>
+              <w:t>дата</w:t>
+            </w:r>
+          </w:p>
+        </w:tc>
+        <w:tc>
+          <w:tcPr>
+            <w:tcW w:w="1896" w:type="dxa"/>
+            <w:tcBorders>
+              <w:top w:val="nil"/>
+              <w:left w:val="nil"/>
+              <w:bottom w:val="nil"/>
+              <w:right w:val="nil"/>
+            </w:tcBorders>
+          </w:tcPr>
+          <w:p>
+            <w:pPr>
+              <w:autoSpaceDE w:val="0"/>
+              <w:autoSpaceDN w:val="0"/>
+              <w:adjustRightInd w:val="0"/>
+              <w:jc w:val="center"/>
+              <w:rPr>
+                <w:sz w:val="16"/>
+                <w:szCs w:val="16"/>
+              </w:rPr>
+            </w:pPr>
+            <w:r>
+              <w:rPr>
+                <w:sz w:val="16"/>
+                <w:szCs w:val="16"/>
+              </w:rPr>
+              <w:t>подпись</w:t>
+            </w:r>
+          </w:p>
+        </w:tc>
+      </w:tr>
+      <w:tr>
+        <w:tc>
+          <w:tcPr>
+            <w:tcW w:w="6043" w:type="dxa"/>
+            <w:tcBorders>
+              <w:top w:val="nil"/>
+              <w:left w:val="nil"/>
+              <w:bottom w:val="nil"/>
+              <w:right w:val="nil"/>
+            </w:tcBorders>
+          </w:tcPr>
+          <w:p>
+            <w:pPr>
+              <w:autoSpaceDE w:val="0"/>
+              <w:autoSpaceDN w:val="0"/>
+              <w:adjustRightInd w:val="0"/>
+              <w:spacing w:before="120"/>
+            </w:pPr>
+            <w:r>
+              <w:t>Ответственное лицо подразделения:</w:t>
+            </w:r>
+          </w:p>
+        </w:tc>
+        <w:tc>
+          <w:tcPr>
+            <w:tcW w:w="2255" w:type="dxa"/>
+            <w:tcBorders>
+              <w:top w:val="nil"/>
+              <w:left w:val="nil"/>
+              <w:bottom w:val="nil"/>
+              <w:right w:val="nil"/>
+            </w:tcBorders>
+          </w:tcPr>
+          <w:p>
+            <w:pPr>
+              <w:autoSpaceDE w:val="0"/>
+              <w:autoSpaceDN w:val="0"/>
+              <w:adjustRightInd w:val="0"/>
+              <w:spacing w:before="120"/>
+              <w:jc w:val="center"/>
+              <w:rPr>
+                <w:b/>
+                <w:u w:val="single"/>
+                <w:lang w:val="en-US"/>
+              </w:rPr>
+            </w:pPr>
+            <w:r>
+              <w:rPr>
+                <w:b/>
+                <w:u w:val="single"/>
+                <w:lang w:val="en-US"/>
+              </w:rPr>
+              <w:t xml:space="preserve">19.03.26</w:t>
+            </w:r>
+          </w:p>
+        </w:tc>
+        <w:tc>
+          <w:tcPr>
+            <w:tcW w:w="1896" w:type="dxa"/>
+            <w:tcBorders>
+              <w:top w:val="nil"/>
+              <w:left w:val="nil"/>
+              <w:bottom w:val="nil"/>
+              <w:right w:val="nil"/>
+            </w:tcBorders>
+          </w:tcPr>
+          <w:p>
+            <w:pPr>
+              <w:autoSpaceDE w:val="0"/>
+              <w:autoSpaceDN w:val="0"/>
+              <w:adjustRightInd w:val="0"/>
+              <w:spacing w:before="120"/>
+              <w:jc w:val="center"/>
+            </w:pPr>
+            <w:r>
+              <w:t>______________</w:t>
+            </w:r>
+          </w:p>
+        </w:tc>
+      </w:tr>
+      <w:tr>
+        <w:tc>
+          <w:tcPr>
+            <w:tcW w:w="6043" w:type="dxa"/>
+            <w:tcBorders>
+              <w:top w:val="nil"/>
+              <w:left w:val="nil"/>
+              <w:bottom w:val="nil"/>
+              <w:right w:val="nil"/>
+            </w:tcBorders>
+          </w:tcPr>
+          <w:p>
+            <w:pPr>
+              <w:autoSpaceDE w:val="0"/>
+              <w:autoSpaceDN w:val="0"/>
+              <w:adjustRightInd w:val="0"/>
+              <w:rPr>
+                <w:sz w:val="16"/>
+                <w:szCs w:val="16"/>
+              </w:rPr>
+            </w:pPr>
+          </w:p>
+        </w:tc>
+        <w:tc>
+          <w:tcPr>
+            <w:tcW w:w="2255" w:type="dxa"/>
+            <w:tcBorders>
+              <w:top w:val="nil"/>
+              <w:left w:val="nil"/>
+              <w:bottom w:val="nil"/>
+              <w:right w:val="nil"/>
+            </w:tcBorders>
+          </w:tcPr>
+          <w:p>
+            <w:pPr>
+              <w:autoSpaceDE w:val="0"/>
+              <w:autoSpaceDN w:val="0"/>
+              <w:adjustRightInd w:val="0"/>
+              <w:jc w:val="center"/>
+              <w:rPr>
+                <w:sz w:val="16"/>
+                <w:szCs w:val="16"/>
+              </w:rPr>
+            </w:pPr>
+            <w:r>
+              <w:rPr>
+                <w:sz w:val="16"/>
+                <w:szCs w:val="16"/>
+              </w:rPr>
+              <w:t>дата</w:t>
+            </w:r>
+          </w:p>
+        </w:tc>
+        <w:tc>
+          <w:tcPr>
+            <w:tcW w:w="1896" w:type="dxa"/>
+            <w:tcBorders>
+              <w:top w:val="nil"/>
+              <w:left w:val="nil"/>
+              <w:bottom w:val="nil"/>
+              <w:right w:val="nil"/>
+            </w:tcBorders>
+          </w:tcPr>
+          <w:p>
+            <w:pPr>
+              <w:autoSpaceDE w:val="0"/>
+              <w:autoSpaceDN w:val="0"/>
+              <w:adjustRightInd w:val="0"/>
+              <w:jc w:val="center"/>
+              <w:rPr>
+                <w:sz w:val="16"/>
+                <w:szCs w:val="16"/>
+              </w:rPr>
+            </w:pPr>
+            <w:r>
+              <w:rPr>
+                <w:sz w:val="16"/>
+                <w:szCs w:val="16"/>
+              </w:rPr>
+              <w:t>подпись</w:t>
+            </w:r>
+          </w:p>
+        </w:tc>
+      </w:tr>
+    </w:tbl>
     <w:p>
       <w:pPr>
         <w:autoSpaceDE w:val="0"/>
         <w:autoSpaceDN w:val="0"/>
         <w:adjustRightInd w:val="0"/>
-      </w:pPr>
-      <w:r>
-        <w:t xml:space="preserve">Наряд закрыт в _______ часов _______ минут ______13.03________ </w:t>
-      </w:r>
-      <w:r>
-        <w:rPr>
-          <w:u w:val="single"/>
-        </w:rPr>
-        <w:t>2026</w:t>
-      </w:r>
-      <w:r>
-        <w:t>г.</w:t>
-      </w:r>
-    </w:p>
-    <w:p>
-      <w:pPr>
-        <w:autoSpaceDE w:val="0"/>
-        <w:autoSpaceDN w:val="0"/>
-        <w:adjustRightInd w:val="0"/>
-      </w:pPr>
-    </w:p>
-    <w:p>
-      <w:pPr>
-        <w:autoSpaceDE w:val="0"/>
-        <w:autoSpaceDN w:val="0"/>
-        <w:adjustRightInd w:val="0"/>
-      </w:pPr>
-      <w:r>
-        <w:t>Ответственный руководитель работ: __________</w:t>
-      </w:r>
-      <w:r>
-        <w:rPr>
-          <w:u w:val="single"/>
-        </w:rPr>
-        <w:t>13.03.26</w:t>
-      </w:r>
-      <w:r>
-        <w:t>___________________________________</w:t>
-      </w:r>
-    </w:p>
-    <w:p>
-      <w:pPr>
-        <w:autoSpaceDE w:val="0"/>
-        <w:autoSpaceDN w:val="0"/>
-        <w:adjustRightInd w:val="0"/>
-        <w:jc w:val="both"/>
+        <w:spacing w:before="120"/>
         <w:rPr>
           <w:sz w:val="16"/>
           <w:szCs w:val="16"/>
         </w:rPr>
       </w:pPr>
-      <w:r>
-        <w:rPr>
-          <w:sz w:val="16"/>
-          <w:szCs w:val="16"/>
-        </w:rPr>
-        <w:t xml:space="preserve">                                                                                                                                       дата                                                                         подпись</w:t>
-      </w:r>
-    </w:p>
-    <w:p>
-      <w:pPr>
-        <w:autoSpaceDE w:val="0"/>
-        <w:autoSpaceDN w:val="0"/>
-        <w:adjustRightInd w:val="0"/>
-      </w:pPr>
-      <w:r>
-        <w:t>Ответственный за проведение радиационного контроля: _______</w:t>
-      </w:r>
-      <w:r>
-        <w:rPr>
-          <w:u w:val="single"/>
-        </w:rPr>
-        <w:t>13.03.26</w:t>
-      </w:r>
-      <w:r>
-        <w:t>_____________________</w:t>
-      </w:r>
-    </w:p>
-    <w:p>
-      <w:pPr>
-        <w:autoSpaceDE w:val="0"/>
-        <w:autoSpaceDN w:val="0"/>
-        <w:adjustRightInd w:val="0"/>
-        <w:jc w:val="both"/>
-        <w:rPr>
-          <w:sz w:val="16"/>
-          <w:szCs w:val="16"/>
-        </w:rPr>
-      </w:pPr>
-      <w:r>
-        <w:rPr>
-          <w:sz w:val="16"/>
-          <w:szCs w:val="16"/>
-        </w:rPr>
-        <w:t xml:space="preserve">                                                                                                                                                                               дата                                 подпись</w:t>
-      </w:r>
-    </w:p>
-    <w:p>
-      <w:pPr>
-        <w:autoSpaceDE w:val="0"/>
-        <w:autoSpaceDN w:val="0"/>
-        <w:adjustRightInd w:val="0"/>
-      </w:pPr>
-      <w:r>
-        <w:t>Ответственный исполнитель работ: __________</w:t>
-      </w:r>
-      <w:r>
-        <w:rPr>
-          <w:u w:val="single"/>
-        </w:rPr>
-        <w:t>13.03.26</w:t>
-      </w:r>
-      <w:r>
-        <w:t>___________________________________</w:t>
-      </w:r>
-    </w:p>
-    <w:p>
-      <w:pPr>
-        <w:autoSpaceDE w:val="0"/>
-        <w:autoSpaceDN w:val="0"/>
-        <w:adjustRightInd w:val="0"/>
-        <w:jc w:val="both"/>
-        <w:rPr>
-          <w:sz w:val="16"/>
-          <w:szCs w:val="16"/>
-        </w:rPr>
-      </w:pPr>
-      <w:r>
-        <w:rPr>
-          <w:sz w:val="16"/>
-          <w:szCs w:val="16"/>
-        </w:rPr>
-        <w:t xml:space="preserve">                                                                                                                                       дата                                                                         подпись</w:t>
-      </w:r>
-    </w:p>
-    <w:p>
-      <w:pPr>
-        <w:autoSpaceDE w:val="0"/>
-        <w:autoSpaceDN w:val="0"/>
-        <w:adjustRightInd w:val="0"/>
-      </w:pPr>
-      <w:r>
-        <w:t>Ответственное лицо подразделения: _________</w:t>
-      </w:r>
-      <w:r>
-        <w:rPr>
-          <w:u w:val="single"/>
-        </w:rPr>
-        <w:t>13.03.26</w:t>
-      </w:r>
-      <w:r>
-        <w:t>____________________________________</w:t>
-      </w:r>
-    </w:p>
-    <w:p>
-      <w:pPr>
-        <w:autoSpaceDE w:val="0"/>
-        <w:autoSpaceDN w:val="0"/>
-        <w:adjustRightInd w:val="0"/>
-        <w:jc w:val="both"/>
-        <w:rPr>
-          <w:sz w:val="16"/>
-          <w:szCs w:val="16"/>
-        </w:rPr>
-      </w:pPr>
-      <w:r>
-        <w:rPr>
-          <w:sz w:val="16"/>
-          <w:szCs w:val="16"/>
-        </w:rPr>
-        <w:t xml:space="preserve">                                                               </w:t>
-      </w:r>
-      <w:r>
-        <w:rPr>
-          <w:sz w:val="16"/>
-          <w:szCs w:val="16"/>
-        </w:rPr>
-        <w:t xml:space="preserve">                                                                       </w:t>
-      </w:r>
-      <w:r>
-        <w:rPr>
-          <w:sz w:val="16"/>
-          <w:szCs w:val="16"/>
-        </w:rPr>
-        <w:t xml:space="preserve"> дата                                                                         подпись</w:t>
-      </w:r>
     </w:p>
     <w:sectPr>
       <w:pgSz w:w="11906" w:h="16838"/>
